--- a/s61/out/발표노트북_v32_15분판_연단용_20261014.docx
+++ b/s61/out/발표노트북_v32_15분판_연단용_20261014.docx
@@ -7080,33 +7080,7 @@
                 <w:sz w:val="14"/>
                 <w:szCs w:val="14"/>
               </w:rPr>
-              <w:t xml:space="preserve">숫자 출처 — ISO Survey 2024(ISO 14001 유효 인증 세계 676,232·국내 28,137) 2.1.1 · 환경성적표지 유효 인증 707개 기업·3,595개 제품(2026.8.31 기준) 2.2.1 · 단독 운영과 연계 운영 비교 [표 2-3](2.3.4)</w:t>
-            </w:r>
-          </w:p>
-          <w:p>
-            <w:pPr>
-              <w:spacing w:after="30" w:before="0" w:line="205"/>
-            </w:pPr>
-            <w:r>
-              <w:rPr>
-                <w:rFonts w:ascii="맑은 고딕" w:cs="맑은 고딕" w:eastAsia="맑은 고딕" w:hAnsi="맑은 고딕"/>
-                <w:sz w:val="14"/>
-                <w:szCs w:val="14"/>
-              </w:rPr>
-              <w:t xml:space="preserve">2장 요약 — 두 표준의 구조적 빈 곳 [표 2-3](2.3.4) · 연계의 성숙도 수준 [그림 2-5](2.3.2) · 가져온 방법(2.4) — 세 계층 구조 ISO/IEC 33004, 최소충족·비보상 판정 KS X ISO 8000-62, 측정 틀 ISO/IEC 33020, 점수별 상태 기술 BARS, 운영 준거 KS Q ISO 19011, ISO/IEC 17024, KS Q ISO 10015, KS I ISO 14004 · 선례 국내 공공데이터 연구(PPDQM3 2015·APDQM3 2017) · 선행연구 두 축과 연구 공백 [그림 2-7](2.5.4) → 백업 25(S-11)쪽 · 따른 표준 → 백업 9(S-10)쪽</w:t>
-            </w:r>
-          </w:p>
-          <w:p>
-            <w:pPr>
-              <w:spacing w:after="30" w:before="0" w:line="205"/>
-            </w:pPr>
-            <w:r>
-              <w:rPr>
-                <w:rFonts w:ascii="맑은 고딕" w:cs="맑은 고딕" w:eastAsia="맑은 고딕" w:hAnsi="맑은 고딕"/>
-                <w:sz w:val="14"/>
-                <w:szCs w:val="14"/>
-              </w:rPr>
-              <w:t xml:space="preserve">[그림 1-3] 따른 표준의 지도, [표 1-1] 적용 표준 목록(1.3.3). 역할 — ISO/IEC 33004 모델 형식(참조·평가·성숙도 요건) · 33020 측정 틀 · 33003 측정 요건 · 33002 평가 수행 · KS X ISO 8000-61 프로세스 기술 형식 · 8000-62 판정 구조(2.4.2~2.4.4)</w:t>
+              <w:t xml:space="preserve">[표 2-3] 단독·연계 운영 비교 — 2.3.4 · 인증 수치 — 2.1.1(ISO Survey 2024), 2.2.1(LCA 전제 국내 인증 707개 기업) · 연계의 성숙도 수준 [그림 2-5] — 2.3.2 · 선행연구 공백 — 2.5.4, [그림 2-7](백업 S-11)</w:t>
             </w:r>
           </w:p>
         </w:tc>
@@ -7129,41 +7103,15 @@
           </w:tcPr>
           <w:p>
             <w:pPr>
-              <w:spacing w:after="30" w:before="0" w:line="205"/>
-            </w:pPr>
-            <w:r>
-              <w:rPr>
-                <w:rFonts w:ascii="맑은 고딕" w:cs="맑은 고딕" w:eastAsia="맑은 고딕" w:hAnsi="맑은 고딕"/>
-                <w:sz w:val="14"/>
-                <w:szCs w:val="14"/>
-              </w:rPr>
-              <w:t xml:space="preserve">두 표준이 서로 비어 있는 곳 — ISO 14001 6.1.2(전과정 관점 고려, 방법 없음), ISO 14044 4.2~4.5(방법은 있으나 되풀이 주기 없음) 2.3.1 → 8·13쪽</w:t>
-            </w:r>
-          </w:p>
-          <w:p>
-            <w:pPr>
-              <w:spacing w:after="30" w:before="0" w:line="205"/>
-            </w:pPr>
-            <w:r>
-              <w:rPr>
-                <w:rFonts w:ascii="맑은 고딕" w:cs="맑은 고딕" w:eastAsia="맑은 고딕" w:hAnsi="맑은 고딕"/>
-                <w:sz w:val="14"/>
-                <w:szCs w:val="14"/>
-              </w:rPr>
-              <w:t xml:space="preserve">[표 2-4] 방법론 축(PPDQM3·APDQM3·CMMI·ISO/IEC 33000), [표 2-5] 환경·LCA 분야 축(EMM·EcoM2·LCM CMM), [그림 2-7] 두 축과 연구 공백(2.5.1~2.5.4). 선행 모델은 논문 제목으로 부른다</w:t>
-            </w:r>
-          </w:p>
-          <w:p>
-            <w:pPr>
-              <w:spacing w:after="30" w:before="0" w:line="205"/>
-            </w:pPr>
-            <w:r>
-              <w:rPr>
-                <w:rFonts w:ascii="맑은 고딕" w:cs="맑은 고딕" w:eastAsia="맑은 고딕" w:hAnsi="맑은 고딕"/>
-                <w:sz w:val="14"/>
-                <w:szCs w:val="14"/>
-              </w:rPr>
-              <w:t xml:space="preserve">왜 데이터 품질 표준인가 / 왜 CMMI가 아닌가 → 전문 7·8번, 백업 45·70</w:t>
+              <w:spacing w:after="120" w:before="0" w:line="300"/>
+            </w:pPr>
+            <w:r>
+              <w:rPr>
+                <w:rFonts w:ascii="맑은 고딕" w:cs="맑은 고딕" w:eastAsia="맑은 고딕" w:hAnsi="맑은 고딕"/>
+                <w:sz w:val="8"/>
+                <w:szCs w:val="8"/>
+              </w:rPr>
+              <w:t xml:space="preserve"> </w:t>
             </w:r>
           </w:p>
         </w:tc>
@@ -7262,7 +7210,7 @@
                 <w:sz w:val="15"/>
                 <w:szCs w:val="15"/>
               </w:rPr>
-              <w:t xml:space="preserve">환경경영시스템(ISO 14001)은 널리 쓰인다. ISO Survey 2024 기준 유효 인증서가 전 세계 676,232건이고 국내는 28,137건으로 두 번째로 많다. 반면 전과정평가(LCA)를 함께 하는 조직은 아직 적어, 전과정평가(LCA) 수행을 전제하는 환경성적표지 유효 인증은 2026년 8월 기준 707개 기업이다. 바로 그 빈 곳이 이 연구가 다루는 자리다.</w:t>
+              <w:t xml:space="preserve">환경경영시스템(ISO 14001)은 널리 쓰인다. → 전문 2번</w:t>
             </w:r>
             <w:r>
               <w:rPr>
@@ -7305,7 +7253,7 @@
                 <w:sz w:val="15"/>
                 <w:szCs w:val="15"/>
               </w:rPr>
-              <w:t xml:space="preserve">탄소국경조정제도(CBAM)와 ESG 공시처럼 제품의 전과정 환경정보를 요구하는 규제가 늘어 두 체계를 함께 운영해야 하는 상황이다. 그런데 환경경영시스템(ISO 14001)은 전과정 관점을 고려하라고 요구하면서 그 방법은 정하지 않았고, 그 방법은 별개 표준인 ISO 14044에 있다. 두 표준을 연결하는 프로세스와 그 연계 수준을 측정하는 기준이 없어 이 연구를 하였다.</w:t>
+              <w:t xml:space="preserve">탄소국경조정제도(CBAM)와 ESG 공시처럼 제품의 전과정 환경정보를 요구하는 규제가 늘어 두 체계를 함께 운영해야 하는 상황이다. → 전문 1번</w:t>
             </w:r>
             <w:r>
               <w:rPr>
@@ -7348,7 +7296,7 @@
                 <w:sz w:val="15"/>
                 <w:szCs w:val="15"/>
               </w:rPr>
-              <w:t xml:space="preserve">방법론 축의 선행(PPDQM3·APDQM3)은 데이터 품질관리라는 한 분야 안의 프로세스 집합을 평가했고, 분야 축의 선행(EMM·EcoM2·LCM CMM)은 환경경영 운영·에코디자인·전과정평가(LCA) 활용 역량을 각각 다루었다. 본 연구는 두 국제표준의 프로세스 연계 자체를 조항 단위로 평가 대상으로 삼은 점이 다르다.</w:t>
+              <w:t xml:space="preserve">방법론 축의 선행(PPDQM3·APDQM3)은 데이터 품질관리라는 한 분야 안의 프로세스 집합을 평가했고, 분야 축의 선행(EMM·EcoM2·LCM CMM)은 환경경영…. → 전문 5번</w:t>
             </w:r>
             <w:r>
               <w:rPr>
@@ -7391,7 +7339,7 @@
                 <w:sz w:val="15"/>
                 <w:szCs w:val="15"/>
               </w:rPr>
-              <w:t xml:space="preserve">성숙도 판정의 구조 — 수준 정의, 최소충족 원리, 프로세스 속성에 의한 등급 — 는 분야에 종속되지 않는 일반 틀이며, 그 틀을 정한 것이 ISO/IEC 33000 계열이고 8000-62는 이를 프로세스 참조 모델과 함께 구현한 사례다. 본 연구는 그 구조만 따르고 내용(프로세스·문항)은 두 환경 표준의 조항에서 새로 도출하였다.</w:t>
+              <w:t xml:space="preserve">성숙도 판정의 구조 — 수준 정의, 최소충족 원리, 프로세스 속성에 의한 등급 — 는 분야에 종속되지 않는 일반 틀이며, 그 틀을 정한 것이 ISO/IEC 33000 계열이고 8000-62는 이를…. → 전문 7번</w:t>
             </w:r>
             <w:r>
               <w:rPr>
@@ -7434,7 +7382,7 @@
                 <w:sz w:val="15"/>
                 <w:szCs w:val="15"/>
               </w:rPr>
-              <w:t xml:space="preserve">CMMI는 소프트웨어 프로세스 성숙도의 출발점이지만 척도와 모델 요건을 국제표준으로 정한 것은 33000 계열이다. 33020이 측정 척도를, 33003이 척도의 요건을, 33004가 모델의 구성 요건을 정하므로 모델을 표준에 비추어 점검할 수 있다(3.5.2의 자체점검).</w:t>
+              <w:t xml:space="preserve">CMMI는 소프트웨어 프로세스 성숙도의 출발점이지만 척도와 모델 요건을 국제표준으로 정한 것은 33000 계열이다. → 전문 8번</w:t>
             </w:r>
             <w:r>
               <w:rPr>
@@ -7477,7 +7425,7 @@
                 <w:sz w:val="15"/>
                 <w:szCs w:val="15"/>
               </w:rPr>
-              <w:t xml:space="preserve">현재 발행된 구성은 61(프로세스 참조 모델, 2016)·62(조직 프로세스 성숙도 평가 — 프로세스 평가 관련 표준의 적용, 2018)·63(프로세스 측정, 2019)·64(조직 프로세스 성숙도 평가 — TPI(Test Process Improvement) 방법의 적용, 2022)·66(제조 운영 데이터 처리의 평가지표, 2021)이며, 본 연구는 참조 모델 구조(61)와 성숙도 판정 틀(</w:t>
+              <w:t xml:space="preserve">현재 발행된 구성은 61(프로세스 참조 모델, 2016)·62(조직 프로세스 성숙도 평가 — 프로세스 평가 관련 표준의 적용, 2018)·63(프로세스 측정, 2019)·64(조직 프로세스 성숙도…. → 전문 18번</w:t>
             </w:r>
             <w:r>
               <w:rPr>
@@ -7520,7 +7468,7 @@
                 <w:sz w:val="15"/>
                 <w:szCs w:val="15"/>
               </w:rPr>
-              <w:t xml:space="preserve">표준에서 경영검토는 9절 성과평가, 곧 점검 단계의 활동이다. 다만 경영검토의 산출은 자원 배분과 차기 환경목표 같은 개선의 방향을 정하는 조치 계획이라, 참조 모델에서는 개선(A) 영역의 LA.1 「경영검토 피드백」에 두었다. 2장의 대응([그림 2-5])은 표준의 절 단위이고 3장의 영역 편성은 산출이 어디로 가는가를 기준으로 한 것이라 서로 어긋나지 않는다.</w:t>
+              <w:t xml:space="preserve">표준에서 경영검토는 9절 성과평가, 곧 점검 단계의 활동이다. → 전문 54번</w:t>
             </w:r>
             <w:r>
               <w:rPr>
@@ -8417,112 +8365,112 @@
     </w:p>
     <w:p>
       <w:pPr>
-        <w:spacing w:after="90" w:before="0" w:line="300"/>
+        <w:spacing w:after="60" w:before="0" w:line="270"/>
       </w:pPr>
       <w:r>
         <w:rPr>
           <w:rFonts w:ascii="맑은 고딕" w:cs="맑은 고딕" w:eastAsia="맑은 고딕" w:hAnsi="맑은 고딕"/>
           <w:b/>
           <w:bCs/>
-          <w:sz w:val="26"/>
-          <w:szCs w:val="26"/>
+          <w:sz w:val="24"/>
+          <w:szCs w:val="24"/>
         </w:rPr>
         <w:t xml:space="preserve">3장의 출발은 매핑입니다.</w:t>
       </w:r>
     </w:p>
     <w:p>
       <w:pPr>
-        <w:spacing w:after="90" w:before="0" w:line="300"/>
-      </w:pPr>
-      <w:r>
-        <w:rPr>
-          <w:rFonts w:ascii="맑은 고딕" w:cs="맑은 고딕" w:eastAsia="맑은 고딕" w:hAnsi="맑은 고딕"/>
-          <w:sz w:val="26"/>
-          <w:szCs w:val="26"/>
+        <w:spacing w:after="60" w:before="0" w:line="270"/>
+      </w:pPr>
+      <w:r>
+        <w:rPr>
+          <w:rFonts w:ascii="맑은 고딕" w:cs="맑은 고딕" w:eastAsia="맑은 고딕" w:hAnsi="맑은 고딕"/>
+          <w:sz w:val="24"/>
+          <w:szCs w:val="24"/>
         </w:rPr>
         <w:t xml:space="preserve">두 표준의 조항을 하나하나 대응시켰습니다.</w:t>
       </w:r>
     </w:p>
     <w:p>
       <w:pPr>
-        <w:spacing w:after="90" w:before="0" w:line="300"/>
+        <w:spacing w:after="60" w:before="0" w:line="270"/>
       </w:pPr>
       <w:r>
         <w:rPr>
           <w:rFonts w:ascii="맑은 고딕" w:cs="맑은 고딕" w:eastAsia="맑은 고딕" w:hAnsi="맑은 고딕"/>
           <w:b/>
           <w:bCs/>
-          <w:sz w:val="26"/>
-          <w:szCs w:val="26"/>
+          <w:sz w:val="24"/>
+          <w:szCs w:val="24"/>
         </w:rPr>
         <w:t xml:space="preserve">조항마다 LCA가 그 조항을 지키는 데 얼마나 필요한지 네 가지 물음으로 네 등급을 매겼습니다.</w:t>
       </w:r>
     </w:p>
     <w:p>
       <w:pPr>
-        <w:spacing w:after="90" w:before="0" w:line="300"/>
-      </w:pPr>
-      <w:r>
-        <w:rPr>
-          <w:rFonts w:ascii="맑은 고딕" w:cs="맑은 고딕" w:eastAsia="맑은 고딕" w:hAnsi="맑은 고딕"/>
-          <w:sz w:val="26"/>
-          <w:szCs w:val="26"/>
+        <w:spacing w:after="60" w:before="0" w:line="270"/>
+      </w:pPr>
+      <w:r>
+        <w:rPr>
+          <w:rFonts w:ascii="맑은 고딕" w:cs="맑은 고딕" w:eastAsia="맑은 고딕" w:hAnsi="맑은 고딕"/>
+          <w:sz w:val="24"/>
+          <w:szCs w:val="24"/>
         </w:rPr>
         <w:t xml:space="preserve">전과정 관점을 직접 요구하는가, 없으면 의무를 못 지키는가, 주요 입력인가, 보조 정보라도 되는가이고, 예가 앞에서 나올수록 등급이 높습니다.</w:t>
       </w:r>
     </w:p>
     <w:p>
       <w:pPr>
-        <w:spacing w:after="90" w:before="0" w:line="300"/>
-      </w:pPr>
-      <w:r>
-        <w:rPr>
-          <w:rFonts w:ascii="맑은 고딕" w:cs="맑은 고딕" w:eastAsia="맑은 고딕" w:hAnsi="맑은 고딕"/>
-          <w:sz w:val="26"/>
-          <w:szCs w:val="26"/>
+        <w:spacing w:after="60" w:before="0" w:line="270"/>
+      </w:pPr>
+      <w:r>
+        <w:rPr>
+          <w:rFonts w:ascii="맑은 고딕" w:cs="맑은 고딕" w:eastAsia="맑은 고딕" w:hAnsi="맑은 고딕"/>
+          <w:sz w:val="24"/>
+          <w:szCs w:val="24"/>
         </w:rPr>
         <w:t xml:space="preserve">조항마다 두 번 또는 세 번 물으면 등급이 정해집니다.</w:t>
       </w:r>
     </w:p>
     <w:p>
       <w:pPr>
-        <w:spacing w:after="90" w:before="0" w:line="300"/>
-      </w:pPr>
-      <w:r>
-        <w:rPr>
-          <w:rFonts w:ascii="맑은 고딕" w:cs="맑은 고딕" w:eastAsia="맑은 고딕" w:hAnsi="맑은 고딕"/>
-          <w:sz w:val="26"/>
-          <w:szCs w:val="26"/>
+        <w:spacing w:after="60" w:before="0" w:line="270"/>
+      </w:pPr>
+      <w:r>
+        <w:rPr>
+          <w:rFonts w:ascii="맑은 고딕" w:cs="맑은 고딕" w:eastAsia="맑은 고딕" w:hAnsi="맑은 고딕"/>
+          <w:sz w:val="24"/>
+          <w:szCs w:val="24"/>
         </w:rPr>
         <w:t xml:space="preserve">매우 높음이 네 조항, 환경측면, 환경목표, 운용기획 및 관리, 모니터링입니다.</w:t>
       </w:r>
     </w:p>
     <w:p>
       <w:pPr>
-        <w:spacing w:after="90" w:before="0" w:line="300"/>
+        <w:spacing w:after="60" w:before="0" w:line="270"/>
       </w:pPr>
       <w:r>
         <w:rPr>
           <w:rFonts w:ascii="맑은 고딕" w:cs="맑은 고딕" w:eastAsia="맑은 고딕" w:hAnsi="맑은 고딕"/>
           <w:b/>
           <w:bCs/>
-          <w:sz w:val="26"/>
-          <w:szCs w:val="26"/>
+          <w:sz w:val="24"/>
+          <w:szCs w:val="24"/>
         </w:rPr>
         <w:t xml:space="preserve">이 네 곳이 뒤의 핵심 문항 4종이 되고, 관리 주기의 계획에 둘, 실행과 점검에 하나씩 놓입니다.</w:t>
       </w:r>
     </w:p>
     <w:p>
       <w:pPr>
-        <w:spacing w:after="90" w:before="0" w:line="300"/>
+        <w:spacing w:after="60" w:before="0" w:line="270"/>
       </w:pPr>
       <w:r>
         <w:rPr>
           <w:rFonts w:ascii="맑은 고딕" w:cs="맑은 고딕" w:eastAsia="맑은 고딕" w:hAnsi="맑은 고딕"/>
           <w:b/>
           <w:bCs/>
-          <w:sz w:val="26"/>
-          <w:szCs w:val="26"/>
+          <w:sz w:val="24"/>
+          <w:szCs w:val="24"/>
         </w:rPr>
         <w:t xml:space="preserve">ISO 14001의 요구사항 조항 서른 개는 모두 문항이 되었습니다.</w:t>
       </w:r>
@@ -8845,7 +8793,7 @@
                 <w:sz w:val="14"/>
                 <w:szCs w:val="14"/>
               </w:rPr>
-              <w:t xml:space="preserve">기준은 부록 B.1(등급 정의·징후 ①②③·질문 흐름 Q1~Q4·등급별 해당 조항), 조항별 결과는 부록 A.1(연계 가능성 열·연계 방안 열), 본문 요약 [표 3-1]·[표 3-2]·[그림 3-3]. 「기준을 결과에 앞서 정하였다」(3.2.2 B551), 「연구자가 전 조항에 동일하게 적용」(B555). 조항마다 두 번 또는 세 번 물으면 등급 — Q1 예→Q2(예 매우 높음/아니오 높음), Q1 아니오→Q3(예 높음/아니오 Q4: 예 중간/아니오 낮음). 흐름도 [그림 3-3]은 백업 B-1, 조항별 경로 표(재구성)는 B-1b</w:t>
+              <w:t xml:space="preserve">기준 — 부록 B.1(등급 정의·징후·질문 흐름), [표 3-2] · 조항별 결과 — 부록 A.1(연계 가능성 열·연계 방안 열), [표 3-1] · 「기준을 먼저 정하고 전 조항에 적용」 3.2.2</w:t>
             </w:r>
           </w:p>
           <w:p>
@@ -8858,46 +8806,7 @@
                 <w:sz w:val="14"/>
                 <w:szCs w:val="14"/>
               </w:rPr>
-              <w:t xml:space="preserve">조항 30개의 셈 — 부록 A.1 원표 34행에서 7.4.1~7.4.3(의사소통)은 7.4 하나로, 자기 요구사항 없이 하위 조항만 가진 상위 조항 6.1·6.2 제외 = 30(3.2.2, [표 3-1] 각주). 30개 전부 문항화 → 44문항(부록 A.4)</w:t>
-            </w:r>
-          </w:p>
-          <w:p>
-            <w:pPr>
-              <w:spacing w:after="30" w:before="0" w:line="205"/>
-            </w:pPr>
-            <w:r>
-              <w:rPr>
-                <w:rFonts w:ascii="맑은 고딕" w:cs="맑은 고딕" w:eastAsia="맑은 고딕" w:hAnsi="맑은 고딕"/>
-                <w:sz w:val="14"/>
-                <w:szCs w:val="14"/>
-              </w:rPr>
-              <w:t xml:space="preserve">55문항의 근거 성격(3.3.1) — shall 48 · 비교주장 시 조건부 shall 2(C-7·A-9) · 수행 시 조건부 shall 2(C-5·C-6) · should 1(D-2) · shall+should 2(P-15·P-19). 대조 대상은 shall·should — may·can은 해야 할 일을 정하지 않아 제외(3.1.1, KS A 0001 부속서 I)</w:t>
-            </w:r>
-          </w:p>
-          <w:p>
-            <w:pPr>
-              <w:spacing w:after="30" w:before="0" w:line="205"/>
-            </w:pPr>
-            <w:r>
-              <w:rPr>
-                <w:rFonts w:ascii="맑은 고딕" w:cs="맑은 고딕" w:eastAsia="맑은 고딕" w:hAnsi="맑은 고딕"/>
-                <w:sz w:val="14"/>
-                <w:szCs w:val="14"/>
-              </w:rPr>
-              <w:t xml:space="preserve">서른 개 조항 등급 — [표 3-1], 전 조항 부록 A.1 표 A-1: 매우 높음 4(6.1.2·6.2.1·8.1·9.1.1) · 높음 12 · 중간 10 · 낮음 4. 문항 밀도 — 매우 높음 4조항에 14문항(6.1.2에 3, 6.2.1에 2, 8.1에 5, 9.1.1에 4)</w:t>
-            </w:r>
-          </w:p>
-          <w:p>
-            <w:pPr>
-              <w:spacing w:after="30" w:before="0" w:line="205"/>
-            </w:pPr>
-            <w:r>
-              <w:rPr>
-                <w:rFonts w:ascii="맑은 고딕" w:cs="맑은 고딕" w:eastAsia="맑은 고딕" w:hAnsi="맑은 고딕"/>
-                <w:sz w:val="14"/>
-                <w:szCs w:val="14"/>
-              </w:rPr>
-              <w:t xml:space="preserve">연계 프로세스 16종 [표 3-4] → 13쪽 · 55문항 배치 계획 30·실행 6·점검 10·개선 9 [표 3-5] → 14쪽</w:t>
+              <w:t xml:space="preserve">등급 ↔ 경로: 매우 높음 Q1예·Q2예 / 높음 Q1예·Q2아니오 또는 Q1아니오·Q3예 / 중간 Q4예 / 낮음 전부 아니오(조항마다 2~3번) — 흐름도 [그림 3-3] 백업 B-1, 경로 표 B-1b · 핵심 문항 4종 [표 3-6] → 15쪽 · 16종 [표 3-4] → 13쪽 · 55문항 [표 3-5] → 14쪽</w:t>
             </w:r>
           </w:p>
         </w:tc>
@@ -8928,46 +8837,7 @@
                 <w:sz w:val="14"/>
                 <w:szCs w:val="14"/>
               </w:rPr>
-              <w:t xml:space="preserve">네 등급의 뜻 — LCA와 그 조항의 shall 활동 사이의 관계 강도: 매우 높음 = LCA가 직접 수행하는 방법론 · 높음 = 입력·출력에 핵심 역할 · 중간 = 지원 도구 · 낮음 = 간접 데이터([표 3-2]). 등급은 문항 밀도를 정함 — 매우 높음 4조항 14문항, 높음 12조항 16문항, 중간·낮음 14조항 각 1문항 = 44 + ISO 14044 고유 11 = 55(B547)</w:t>
-            </w:r>
-          </w:p>
-          <w:p>
-            <w:pPr>
-              <w:spacing w:after="30" w:before="0" w:line="205"/>
-            </w:pPr>
-            <w:r>
-              <w:rPr>
-                <w:rFonts w:ascii="맑은 고딕" w:cs="맑은 고딕" w:eastAsia="맑은 고딕" w:hAnsi="맑은 고딕"/>
-                <w:sz w:val="14"/>
-                <w:szCs w:val="14"/>
-              </w:rPr>
-              <w:t xml:space="preserve">ISO 14044 — 부록 A.2 전조항 분석 28행(발자국 추록 행과 조항 번호만 있는 4행 제외) 가운데 25행이 문항의 근거. ISO 14044 고유 평가 문항 11개 가운데 10개(P-17~P-21·C-5~C-7·A-7·A-9)가 14행(A-8은 조항 번호만 있는 5.2행이 근거), ISO 14001 연계 평가 문항 41개가 16행, 5행은 겹침. 나머지 3행 = 일반 조항 4.2.1·4.2.3.1(세부 조항 문항으로 이행, 4.2.3.1은 P-3에 병기) + 4.4.3(P-10 추가 체크포인트 ④)(3.3.1, 부록 A.4)</w:t>
-            </w:r>
-          </w:p>
-          <w:p>
-            <w:pPr>
-              <w:spacing w:after="30" w:before="0" w:line="205"/>
-            </w:pPr>
-            <w:r>
-              <w:rPr>
-                <w:rFonts w:ascii="맑은 고딕" w:cs="맑은 고딕" w:eastAsia="맑은 고딕" w:hAnsi="맑은 고딕"/>
-                <w:sz w:val="14"/>
-                <w:szCs w:val="14"/>
-              </w:rPr>
-              <w:t xml:space="preserve">네 질문 Q1~Q4 원문 — [그림 3-3], 기준 [표 3-2](3.2.2): ① 전과정 관점을 명시적으로 요구하거나 그 결과를 직접 입력으로 삼는가 ② LCA 산출물 없이는 이행이 불완전한가 ③ LCA 결과가 주요 입력값인가 ④ 보조 정보라도 제공하는가</w:t>
-            </w:r>
-          </w:p>
-          <w:p>
-            <w:pPr>
-              <w:spacing w:after="30" w:before="0" w:line="205"/>
-            </w:pPr>
-            <w:r>
-              <w:rPr>
-                <w:rFonts w:ascii="맑은 고딕" w:cs="맑은 고딕" w:eastAsia="맑은 고딕" w:hAnsi="맑은 고딕"/>
-                <w:sz w:val="14"/>
-                <w:szCs w:val="14"/>
-              </w:rPr>
-              <w:t xml:space="preserve">핵심 문항 4종 [표 3-6] — P-9 전과정 관점 환경측면 결정(6.1.2↔14044 4.4.2) · P-14 Hotspot 근거 정량 환경목표(6.2.1↔4.5.2) · D-1 설계·개발 단계의 환경 고려 절차와 LCA 결과 반영(8.1↔4.3.2·4.5.4) · C-1 전과정 관점 환경성과 모니터링(9.1.1↔4.5.3) → 15쪽</w:t>
+              <w:t xml:space="preserve">30 = 부록 A.1 34행에서 7.4.1~7.4.3 하나로, 6.1·6.2 제외 · ISO 14044 28개 중 25개가 근거 — 부록 A.4 · 55문항 근거 성격 — 3.3.1</w:t>
             </w:r>
           </w:p>
         </w:tc>
@@ -9066,7 +8936,7 @@
                 <w:sz w:val="15"/>
                 <w:szCs w:val="15"/>
               </w:rPr>
-              <w:t xml:space="preserve">단정이 아니라 설계 목표로 서술했다(「재현 가능하도록 설계하였다」).</w:t>
+              <w:t xml:space="preserve">단정이 아니라 설계 목표로 서술했다(「재현 가능하도록 설계하였다」).. → 전문 24번</w:t>
             </w:r>
             <w:r>
               <w:rPr>
@@ -9109,7 +8979,7 @@
                 <w:sz w:val="15"/>
                 <w:szCs w:val="15"/>
               </w:rPr>
-              <w:t xml:space="preserve">연계가 성립하기 위해 반드시 있어야 하는 지점, 즉 그것이 없으면 두 체계가 연결되었다고 말할 수 없는 네 지점(연계 가능성 「매우 높음」 4개 조항 — 6.1.2·6.2.1·8.1·9.1.1)에서 골랐다.</w:t>
+              <w:t xml:space="preserve">연계가 성립하기 위해 반드시 있어야 하는 지점, 즉 그것이 없으면 두 체계가 연결되었다고 말할 수 없는 네 지점(연계 가능성 「매우 높음」 4개 조항 — 6.1.2·6.2.1·8.1·9.1.1)에서 골랐다.. → 전문 11번</w:t>
             </w:r>
             <w:r>
               <w:rPr>
@@ -9152,7 +9022,7 @@
                 <w:sz w:val="15"/>
                 <w:szCs w:val="15"/>
               </w:rPr>
-              <w:t xml:space="preserve">네 질문은 ISO 14001 조항에서 LCA로의 판정이다. 역방향은 ISO 14044의 각 조항(목적·범위 정의, 목록분석, 영향평가, 해석, 보고, 정밀검토)이 어느 관리 조항에 대응하는지를 부록 A.2 전조항 분석에 적었고, 그 결과 28행 가운데 25행이 문항의 근거가 되었음을 부록 A.4에서 집계했다. 양방향 매핑이라 함은 이 둘을 합쳐 부르는 것이다.</w:t>
+              <w:t xml:space="preserve">네 질문은 ISO 14001 조항에서 LCA로의 판정이다. → 전문 55번</w:t>
             </w:r>
             <w:r>
               <w:rPr>
@@ -9195,7 +9065,7 @@
                 <w:sz w:val="15"/>
                 <w:szCs w:val="15"/>
               </w:rPr>
-              <w:t xml:space="preserve">7.4.1~7.4.3은 의사소통 프로세스라는 하나의 요구를 일반·내부·외부로 나눈 것이라 하나로 세었고, 6.1·6.2는 자기 요구사항 없이 하위 조항(6.1.1~6.1.4, 6.2.1~6.2.2)만 가진 상위 조항이라 뺐다. 원표 34행은 부록 A.1에 그대로 공개되어 있고, 34행으로 세어도 판정 등급과 문항 대응은 변하지 않는다.</w:t>
+              <w:t xml:space="preserve">7.4.1~7.4.3은 의사소통 프로세스라는 하나의 요구를 일반·내부·외부로 나눈 것이라 하나로 세었고, 6.1·6.2는 자기 요구사항 없이 하위 조항(6.1.1~6.1.4,…. → 전문 63번</w:t>
             </w:r>
             <w:r>
               <w:rPr>
@@ -9238,7 +9108,7 @@
                 <w:sz w:val="15"/>
                 <w:szCs w:val="15"/>
               </w:rPr>
-              <w:t xml:space="preserve">기준(등급 정의·징후·질문 흐름)은 부록 B.1에, 조항별 결과(연계 가능성 등급과 근거)는 부록 A.1에 있고, 기준을 먼저 정한 뒤 전 조항에 적용했다. 등급은 질문 흐름에서 기계적으로 나오므로 조항별 경로는 등급에서 역으로 확인된다 — 매우 높음 = Q1 예·Q2 예, 중간 = Q1 아니오·Q3 아니오·Q4 예, 낮음 = 전부 아니오, 높음은 두 경로(Q1 예·Q2 아니오 / Q1 아니오·Q3 예). 조항마다 두 번 또는 세 번 묻는다. 질문별 예·아니오 열은 A.1에 따로 두지 않았고, 재구성한 경로 표는 백업 B-1b, 본심사본 부록 A.1에 「판정 경로」 열로 추가하겠다.</w:t>
+              <w:t xml:space="preserve">기준(등급 정의·징후·질문 흐름)은 부록 B.1에, 조항별 결과(연계 가능성 등급과 근거)는 부록 A.1에 있고, 기준을 먼저 정한 뒤 전 조항에 적용했다. → 전문 65번</w:t>
             </w:r>
             <w:r>
               <w:rPr>
@@ -13151,33 +13021,7 @@
                 <w:sz w:val="14"/>
                 <w:szCs w:val="14"/>
               </w:rPr>
-              <w:t xml:space="preserve">[표 3-7] 판정 규칙(3.4.3) — ML1 모든 핵심 문항 ≥2 · ML2 + 그 밖의 51문항 중 3점 이상 ≥50% · ML3 + 모든 핵심 문항 ≥3 · ML4 + 모든 핵심 문항 ≥4, C 영역 전부 ≥3 · ML5 + 전 문항 ≥3, A 영역 전부 ≥4(A-9는 비교주장 수행 조직만). 수준별 기준 [표 3-8] → 백업 49·19</w:t>
-            </w:r>
-          </w:p>
-          <w:p>
-            <w:pPr>
-              <w:spacing w:after="30" w:before="0" w:line="205"/>
-            </w:pPr>
-            <w:r>
-              <w:rPr>
-                <w:rFonts w:ascii="맑은 고딕" w:cs="맑은 고딕" w:eastAsia="맑은 고딕" w:hAnsi="맑은 고딕"/>
-                <w:sz w:val="14"/>
-                <w:szCs w:val="14"/>
-              </w:rPr>
-              <w:t xml:space="preserve">비교주장 조건부 shall C-7·A-9 — 3.4.3의 기준(정책 결정이 없으면 1점) → 전문 15번, 백업 71</w:t>
-            </w:r>
-          </w:p>
-          <w:p>
-            <w:pPr>
-              <w:spacing w:after="30" w:before="0" w:line="205"/>
-            </w:pPr>
-            <w:r>
-              <w:rPr>
-                <w:rFonts w:ascii="맑은 고딕" w:cs="맑은 고딕" w:eastAsia="맑은 고딕" w:hAnsi="맑은 고딕"/>
-                <w:sz w:val="14"/>
-                <w:szCs w:val="14"/>
-              </w:rPr>
-              <w:t xml:space="preserve">(S-18, 백업 26) 검증 — 3.5.1 추적성(55문항 → 근거 조항) · 3.5.2 ISO/IEC 33004 24건 [표 3-9], 부록 E: 충족 22 · 해당 없음 1(6.3.6 명목척도 조건부 요건) · 보완 1(전문가 합의 CVI — 조사지 부록 F, 실시는 향후 연구 과제 3.5.3) → 백업 22 · 「자체점검을 검증이라 할 수 있나」 → 전문 21번</w:t>
+              <w:t xml:space="preserve">판정 규칙 [표 3-7]·수준별 기준 [표 3-8] — 3.4.3(백업 B-11·B-11a) · 핵심 문항 4종 지정 근거 — 3.4.1, [표 3-6] · 형성형 구성개념·비보상 — 3.4.2 · 파라미터(과반 50% 등) 민감도 — 3.4.4 · 판정 트리 [그림 3-9] — 백업 B-9 · 최소충족 원리 — KS X ISO 8000-62 4.4(2.4.2)</w:t>
             </w:r>
           </w:p>
         </w:tc>
@@ -13200,28 +13044,15 @@
           </w:tcPr>
           <w:p>
             <w:pPr>
-              <w:spacing w:after="30" w:before="0" w:line="205"/>
-            </w:pPr>
-            <w:r>
-              <w:rPr>
-                <w:rFonts w:ascii="맑은 고딕" w:cs="맑은 고딕" w:eastAsia="맑은 고딕" w:hAnsi="맑은 고딕"/>
-                <w:sz w:val="14"/>
-                <w:szCs w:val="14"/>
-              </w:rPr>
-              <w:t xml:space="preserve">최소충족 판정 — KS X ISO 8000-62 4.5.1(해당 수준의 프로세스가 하나라도 미달이면 그 수준 불인정)을 핵심 문항 4종에만 적용(3.4.1) → 전문 53번 · 비보상 판정 ISO/IEC 33003 3.12 · 가중치 안 둔 이유 3.4.4 → 전문 44번</w:t>
-            </w:r>
-          </w:p>
-          <w:p>
-            <w:pPr>
-              <w:spacing w:after="30" w:before="0" w:line="205"/>
-            </w:pPr>
-            <w:r>
-              <w:rPr>
-                <w:rFonts w:ascii="맑은 고딕" w:cs="맑은 고딕" w:eastAsia="맑은 고딕" w:hAnsi="맑은 고딕"/>
-                <w:sz w:val="14"/>
-                <w:szCs w:val="14"/>
-              </w:rPr>
-              <w:t xml:space="preserve">(S-18, 백업 26) [표 3-11] 따른 표준과 새로 만든 것(3.6) — 새로 만든 것 셋: 연계 프로세스 16종, 평가지표 55문항(표준이 평가자에게 맡긴 부분), 핵심 문항 규칙</w:t>
+              <w:spacing w:after="120" w:before="0" w:line="300"/>
+            </w:pPr>
+            <w:r>
+              <w:rPr>
+                <w:rFonts w:ascii="맑은 고딕" w:cs="맑은 고딕" w:eastAsia="맑은 고딕" w:hAnsi="맑은 고딕"/>
+                <w:sz w:val="8"/>
+                <w:szCs w:val="8"/>
+              </w:rPr>
+              <w:t xml:space="preserve"> </w:t>
             </w:r>
           </w:p>
         </w:tc>
@@ -13320,7 +13151,7 @@
                 <w:sz w:val="15"/>
                 <w:szCs w:val="15"/>
               </w:rPr>
-              <w:t xml:space="preserve">기준값은 임의로 정한 것이 아니라 원리에서 끌어냈다.</w:t>
+              <w:t xml:space="preserve">기준값은 임의로 정한 것이 아니라 원리에서 끌어냈다.. → 전문 14번</w:t>
             </w:r>
             <w:r>
               <w:rPr>
@@ -13363,7 +13194,7 @@
                 <w:sz w:val="15"/>
                 <w:szCs w:val="15"/>
               </w:rPr>
-              <w:t xml:space="preserve">성숙도 수준을 인정하려면 그 수준에 배정된 프로세스가 하나라도 미달이면 그 수준을 인정하지 않는 규칙, 곧 최소충족 판정(4.5.1)을 가져왔다. 적용 범위는 바꾸었다.</w:t>
+              <w:t xml:space="preserve">성숙도 수준을 인정하려면 그 수준에 배정된 프로세스가 하나라도 미달이면 그 수준을 인정하지 않는 규칙, 곧 최소충족 판정(4.5.1)을 가져왔다. → 전문 53번</w:t>
             </w:r>
             <w:r>
               <w:rPr>
@@ -13406,7 +13237,7 @@
                 <w:sz w:val="15"/>
                 <w:szCs w:val="15"/>
               </w:rPr>
-              <w:t xml:space="preserve">55문항은 연계 활동을 측정하므로 형성형 구성개념으로 명세했고(ISO/IEC 33003 부속서 B.2), 지표는 구성개념을 형성하는 결정 요인이라 핵심 문항 하나의 미비를 필요조건 미충족으로 본다. CVI는 지표의 통계적 수렴을 보는 것이 아니라 ISO/IEC 33004 7.3.1이 요구하는 이해관계 공동체와의 관련성 합의를 문서화하는 수단으로 설계한 것이다.</w:t>
+              <w:t xml:space="preserve">55문항은 연계 활동을 측정하므로 형성형 구성개념으로 명세했고(ISO/IEC 33003 부속서 B.2), 지표는 구성개념을 형성하는 결정 요인이라 핵심 문항 하나의 미비를 필요조건 미충족으로 본다. → 전문 56번</w:t>
             </w:r>
             <w:r>
               <w:rPr>
@@ -13449,7 +13280,7 @@
                 <w:sz w:val="15"/>
                 <w:szCs w:val="15"/>
               </w:rPr>
-              <w:t xml:space="preserve">설계 의도다. 과반은 조직의 지배적 관리 상태를 판단하는 보수적 최소선이고, 영역별 조건은 상위 수준에 두었다 — 점검 영역 전 문항은 ML4, 개선 영역 전 문항은 ML5. 점검·개선이 낮아도 ML2는 될 수 있으나 ML4·ML5로는 못 가며, 프로세스 단위 저점은 소속 문항 최저점을 표시값으로 하는 원리로 노출된다.</w:t>
+              <w:t xml:space="preserve">설계 의도다. → 전문 57번</w:t>
             </w:r>
             <w:r>
               <w:rPr>
@@ -13492,7 +13323,7 @@
                 <w:sz w:val="15"/>
                 <w:szCs w:val="15"/>
               </w:rPr>
-              <w:t xml:space="preserve">명칭은 KS X ISO 8000-62 4.4의 여섯 수준 이름을 그대로 쓴 것이다. 내용은 재수행에 의한 정량 검증(핵심 문항 모두 4점 이상, 점검 영역 전 문항 3점 이상)으로, 성과를 측정하여 다음 결과를 예측 가능하게 관리하는 상태라는 뜻이다.</w:t>
+              <w:t xml:space="preserve">명칭은 KS X ISO 8000-62 4.4의 여섯 수준 이름을 그대로 쓴 것이다. → 전문 62번</w:t>
             </w:r>
             <w:r>
               <w:rPr>
@@ -13681,172 +13512,172 @@
     </w:p>
     <w:p>
       <w:pPr>
-        <w:spacing w:after="90" w:before="0" w:line="300"/>
+        <w:spacing w:after="60" w:before="0" w:line="270"/>
       </w:pPr>
       <w:r>
         <w:rPr>
           <w:rFonts w:ascii="맑은 고딕" w:cs="맑은 고딕" w:eastAsia="맑은 고딕" w:hAnsi="맑은 고딕"/>
           <w:b/>
           <w:bCs/>
-          <w:sz w:val="26"/>
-          <w:szCs w:val="26"/>
+          <w:sz w:val="24"/>
+          <w:szCs w:val="24"/>
         </w:rPr>
         <w:t xml:space="preserve">4장은 이 모델을 한 회사에 적용한 결과입니다.</w:t>
       </w:r>
     </w:p>
     <w:p>
       <w:pPr>
-        <w:spacing w:after="90" w:before="0" w:line="300"/>
-      </w:pPr>
-      <w:r>
-        <w:rPr>
-          <w:rFonts w:ascii="맑은 고딕" w:cs="맑은 고딕" w:eastAsia="맑은 고딕" w:hAnsi="맑은 고딕"/>
-          <w:sz w:val="26"/>
-          <w:szCs w:val="26"/>
+        <w:spacing w:after="60" w:before="0" w:line="270"/>
+      </w:pPr>
+      <w:r>
+        <w:rPr>
+          <w:rFonts w:ascii="맑은 고딕" w:cs="맑은 고딕" w:eastAsia="맑은 고딕" w:hAnsi="맑은 고딕"/>
+          <w:sz w:val="24"/>
+          <w:szCs w:val="24"/>
         </w:rPr>
         <w:t xml:space="preserve">첫째, 문서를 접수했습니다.</w:t>
       </w:r>
     </w:p>
     <w:p>
       <w:pPr>
-        <w:spacing w:after="90" w:before="0" w:line="300"/>
+        <w:spacing w:after="60" w:before="0" w:line="270"/>
       </w:pPr>
       <w:r>
         <w:rPr>
           <w:rFonts w:ascii="맑은 고딕" w:cs="맑은 고딕" w:eastAsia="맑은 고딕" w:hAnsi="맑은 고딕"/>
           <w:b/>
           <w:bCs/>
-          <w:sz w:val="26"/>
-          <w:szCs w:val="26"/>
+          <w:sz w:val="24"/>
+          <w:szCs w:val="24"/>
         </w:rPr>
         <w:t xml:space="preserve">제조기업 A사의 환경경영시스템(ISO 14001)과 2025년 제품 전과정평가(LCA)에 관한 문서 열여섯 종, 서른세 건입니다.</w:t>
       </w:r>
     </w:p>
     <w:p>
       <w:pPr>
-        <w:spacing w:after="90" w:before="0" w:line="300"/>
+        <w:spacing w:after="60" w:before="0" w:line="270"/>
       </w:pPr>
       <w:r>
         <w:rPr>
           <w:rFonts w:ascii="맑은 고딕" w:cs="맑은 고딕" w:eastAsia="맑은 고딕" w:hAnsi="맑은 고딕"/>
           <w:b/>
           <w:bCs/>
-          <w:sz w:val="26"/>
-          <w:szCs w:val="26"/>
+          <w:sz w:val="24"/>
+          <w:szCs w:val="24"/>
         </w:rPr>
         <w:t xml:space="preserve">둘째, 쉰다섯 문항을 채점하여 잠정 종합점수 2.89를 얻었습니다.</w:t>
       </w:r>
     </w:p>
     <w:p>
       <w:pPr>
-        <w:spacing w:after="90" w:before="0" w:line="300"/>
+        <w:spacing w:after="60" w:before="0" w:line="270"/>
       </w:pPr>
       <w:r>
         <w:rPr>
           <w:rFonts w:ascii="맑은 고딕" w:cs="맑은 고딕" w:eastAsia="맑은 고딕" w:hAnsi="맑은 고딕"/>
           <w:b/>
           <w:bCs/>
-          <w:sz w:val="26"/>
-          <w:szCs w:val="26"/>
+          <w:sz w:val="24"/>
+          <w:szCs w:val="24"/>
         </w:rPr>
         <w:t xml:space="preserve">셋째, 잠정 점수를 증빙 문서로 하나씩 다시 확인하여 확정 종합점수는 2.85입니다.</w:t>
       </w:r>
     </w:p>
     <w:p>
       <w:pPr>
-        <w:spacing w:after="90" w:before="0" w:line="300"/>
-      </w:pPr>
-      <w:r>
-        <w:rPr>
-          <w:rFonts w:ascii="맑은 고딕" w:cs="맑은 고딕" w:eastAsia="맑은 고딕" w:hAnsi="맑은 고딕"/>
-          <w:sz w:val="26"/>
-          <w:szCs w:val="26"/>
+        <w:spacing w:after="60" w:before="0" w:line="270"/>
+      </w:pPr>
+      <w:r>
+        <w:rPr>
+          <w:rFonts w:ascii="맑은 고딕" w:cs="맑은 고딕" w:eastAsia="맑은 고딕" w:hAnsi="맑은 고딕"/>
+          <w:sz w:val="24"/>
+          <w:szCs w:val="24"/>
         </w:rPr>
         <w:t xml:space="preserve">올라간 것 일곱, 내려간 것 아홉입니다.</w:t>
       </w:r>
     </w:p>
     <w:p>
       <w:pPr>
-        <w:spacing w:after="90" w:before="0" w:line="300"/>
+        <w:spacing w:after="60" w:before="0" w:line="270"/>
       </w:pPr>
       <w:r>
         <w:rPr>
           <w:rFonts w:ascii="맑은 고딕" w:cs="맑은 고딕" w:eastAsia="맑은 고딕" w:hAnsi="맑은 고딕"/>
           <w:b/>
           <w:bCs/>
-          <w:sz w:val="26"/>
-          <w:szCs w:val="26"/>
+          <w:sz w:val="24"/>
+          <w:szCs w:val="24"/>
         </w:rPr>
         <w:t xml:space="preserve">넷째, 판정입니다.</w:t>
       </w:r>
     </w:p>
     <w:p>
       <w:pPr>
-        <w:spacing w:after="90" w:before="0" w:line="300"/>
+        <w:spacing w:after="60" w:before="0" w:line="270"/>
       </w:pPr>
       <w:r>
         <w:rPr>
           <w:rFonts w:ascii="맑은 고딕" w:cs="맑은 고딕" w:eastAsia="맑은 고딕" w:hAnsi="맑은 고딕"/>
           <w:b/>
           <w:bCs/>
-          <w:sz w:val="26"/>
-          <w:szCs w:val="26"/>
+          <w:sz w:val="24"/>
+          <w:szCs w:val="24"/>
         </w:rPr>
         <w:t xml:space="preserve">핵심 문항 네 가지 가운데 D-1이 2점이어서 ML2, 관리화입니다.</w:t>
       </w:r>
     </w:p>
     <w:p>
       <w:pPr>
-        <w:spacing w:after="90" w:before="0" w:line="300"/>
+        <w:spacing w:after="60" w:before="0" w:line="270"/>
       </w:pPr>
       <w:r>
         <w:rPr>
           <w:rFonts w:ascii="맑은 고딕" w:cs="맑은 고딕" w:eastAsia="맑은 고딕" w:hAnsi="맑은 고딕"/>
           <w:b/>
           <w:bCs/>
-          <w:sz w:val="26"/>
-          <w:szCs w:val="26"/>
+          <w:sz w:val="24"/>
+          <w:szCs w:val="24"/>
         </w:rPr>
         <w:t xml:space="preserve">다섯째, 구조적 미비 세 가지와 공통 원인 두 가지에서 개선 과제 다섯 건을 도출하였고, 모두 마치면 3.15, ML3이 전망됩니다.</w:t>
       </w:r>
     </w:p>
     <w:p>
       <w:pPr>
-        <w:spacing w:after="90" w:before="0" w:line="300"/>
+        <w:spacing w:after="60" w:before="0" w:line="270"/>
       </w:pPr>
       <w:r>
         <w:rPr>
           <w:rFonts w:ascii="맑은 고딕" w:cs="맑은 고딕" w:eastAsia="맑은 고딕" w:hAnsi="맑은 고딕"/>
           <w:b/>
           <w:bCs/>
-          <w:sz w:val="26"/>
-          <w:szCs w:val="26"/>
+          <w:sz w:val="24"/>
+          <w:szCs w:val="24"/>
         </w:rPr>
         <w:t xml:space="preserve">평가는 문서 심사로 면담과 실행 상태의 현장 관찰은 포함하지 않고, 평가자 한 명이, 2026년 6월과 7월에 했습니다.</w:t>
       </w:r>
     </w:p>
     <w:p>
       <w:pPr>
-        <w:spacing w:after="90" w:before="0" w:line="300"/>
-      </w:pPr>
-      <w:r>
-        <w:rPr>
-          <w:rFonts w:ascii="맑은 고딕" w:cs="맑은 고딕" w:eastAsia="맑은 고딕" w:hAnsi="맑은 고딕"/>
-          <w:sz w:val="26"/>
-          <w:szCs w:val="26"/>
+        <w:spacing w:after="60" w:before="0" w:line="270"/>
+      </w:pPr>
+      <w:r>
+        <w:rPr>
+          <w:rFonts w:ascii="맑은 고딕" w:cs="맑은 고딕" w:eastAsia="맑은 고딕" w:hAnsi="맑은 고딕"/>
+          <w:sz w:val="24"/>
+          <w:szCs w:val="24"/>
         </w:rPr>
         <w:t xml:space="preserve">공식 등급을 주는 평가가 아니라 모델의 판정 논리가 실제 자료에서 작동하는지 확인하는 시범 적용입니다.</w:t>
       </w:r>
     </w:p>
     <w:p>
       <w:pPr>
-        <w:spacing w:after="90" w:before="0" w:line="300"/>
-      </w:pPr>
-      <w:r>
-        <w:rPr>
-          <w:rFonts w:ascii="맑은 고딕" w:cs="맑은 고딕" w:eastAsia="맑은 고딕" w:hAnsi="맑은 고딕"/>
-          <w:sz w:val="26"/>
-          <w:szCs w:val="26"/>
+        <w:spacing w:after="60" w:before="0" w:line="270"/>
+      </w:pPr>
+      <w:r>
+        <w:rPr>
+          <w:rFonts w:ascii="맑은 고딕" w:cs="맑은 고딕" w:eastAsia="맑은 고딕" w:hAnsi="맑은 고딕"/>
+          <w:sz w:val="24"/>
+          <w:szCs w:val="24"/>
         </w:rPr>
         <w:t xml:space="preserve">평가자가 한 사람이라 판정 규칙을 미리 정해 두고 잠정 점수를 증빙으로 다시 확인하는 두 가지로 객관성을 확보했습니다.</w:t>
       </w:r>
@@ -14210,20 +14041,7 @@
                 <w:sz w:val="14"/>
                 <w:szCs w:val="14"/>
               </w:rPr>
-              <w:t xml:space="preserve">[표 4-1] 적용 개요(4.1) · [표 4-2] 증빙 문서 E1~E16(16종·33건: 매뉴얼·절차서·기록·보고서) · 4.2.2 잠정 채점 2.89 → 재검증(상승 7·하락 9) → 확정 2.85 [표 4-3][표 4-4] · 판정 ML2 [표 4-13] · 개선 과제 5건 [표 4-15] · 완수 시 3.15 [표 4-16]</w:t>
-            </w:r>
-          </w:p>
-          <w:p>
-            <w:pPr>
-              <w:spacing w:after="30" w:before="0" w:line="205"/>
-            </w:pPr>
-            <w:r>
-              <w:rPr>
-                <w:rFonts w:ascii="맑은 고딕" w:cs="맑은 고딕" w:eastAsia="맑은 고딕" w:hAnsi="맑은 고딕"/>
-                <w:sz w:val="14"/>
-                <w:szCs w:val="14"/>
-              </w:rPr>
-              <w:t xml:space="preserve">(S-21, 백업 28) 4.2.3 판정의 신뢰성 — 판정 관례(구두 진술 불인정 · 양식만 있고 기입 없으면 미충족 · 판단이 어려우면 미충족), 증빙은 체크포인트 단위로 기록(제3자 재현) · 재검증 2.89 → 2.85(상승 7·하락 9) [표 4-3][표 4-4]</w:t>
+              <w:t xml:space="preserve">평가 절차·문서 16종(33건) — 4.1, 4.2 [표 4-2] · 2.89→2.85, 상향 7·하향 9 — 4.3.1 [표 4-4](전문 64번) · 평가자 요건 [표 4-5] — 4.2.2(백업 S-21) · 평가 클래스 3 — 4.1</w:t>
             </w:r>
           </w:p>
         </w:tc>
@@ -14246,15 +14064,15 @@
           </w:tcPr>
           <w:p>
             <w:pPr>
-              <w:spacing w:after="30" w:before="0" w:line="205"/>
-            </w:pPr>
-            <w:r>
-              <w:rPr>
-                <w:rFonts w:ascii="맑은 고딕" w:cs="맑은 고딕" w:eastAsia="맑은 고딕" w:hAnsi="맑은 고딕"/>
-                <w:sz w:val="14"/>
-                <w:szCs w:val="14"/>
-              </w:rPr>
-              <w:t xml:space="preserve">평가 조건 — 문서 심사, 평가자 1인, 2026년 6~7월. ISO/IEC 33002 평가 클래스 3 상당의 연구 목적 시범 적용(4.2.3) — 공식 등급 아님 · LCA는 A사가 외부 전문기관에 위탁 수행(4장 서두, 익명) · 「왜 A사인가」 → 전문 26번</w:t>
+              <w:spacing w:after="120" w:before="0" w:line="300"/>
+            </w:pPr>
+            <w:r>
+              <w:rPr>
+                <w:rFonts w:ascii="맑은 고딕" w:cs="맑은 고딕" w:eastAsia="맑은 고딕" w:hAnsi="맑은 고딕"/>
+                <w:sz w:val="8"/>
+                <w:szCs w:val="8"/>
+              </w:rPr>
+              <w:t xml:space="preserve"> </w:t>
             </w:r>
           </w:p>
         </w:tc>
@@ -14353,7 +14171,7 @@
                 <w:sz w:val="15"/>
                 <w:szCs w:val="15"/>
               </w:rPr>
-              <w:t xml:space="preserve">통계적 대표성이 아니라 자료 접근 가능성으로 고른 사례이며, 목적은 일반화가 아니라 모델의 판정 논리가 실제 자료에서 작동하는지 확인하는 것이다. 이 점을 4.1과 5.3에 한계로 적었다.</w:t>
+              <w:t xml:space="preserve">통계적 대표성이 아니라 자료 접근 가능성으로 고른 사례이며, 목적은 일반화가 아니라 모델의 판정 논리가 실제 자료에서 작동하는지 확인하는 것이다. → 전문 26번</w:t>
             </w:r>
             <w:r>
               <w:rPr>
@@ -14396,7 +14214,7 @@
                 <w:sz w:val="15"/>
                 <w:szCs w:val="15"/>
               </w:rPr>
-              <w:t xml:space="preserve">KS X ISO 8000-62 4.7의 평가자 역량 3요소(교육·훈련, 프로세스 평가 기량과 경험, 도메인 경험)를 준용한다. ISO 14001 인증심사원 자격과 심사 경력으로 환경경영 분야의 경험과 평가 기량을 충족하고, LCA 영역은 전환교육(LCA 4단계 구조·판정 관례·평가 기준표 활용)으로 보완한다. 교육 설계 순서는 KS Q ISO 10015 4.3을 따르며 시간 수는 논문에 정하지 않았다.</w:t>
+              <w:t xml:space="preserve">KS X ISO 8000-62 4.7의 평가자 역량 3요소(교육·훈련, 프로세스 평가 기량과 경험, 도메인 경험)를 준용한다. → 전문 59번</w:t>
             </w:r>
             <w:r>
               <w:rPr>
@@ -14439,7 +14257,7 @@
                 <w:sz w:val="15"/>
                 <w:szCs w:val="15"/>
               </w:rPr>
-              <w:t xml:space="preserve">인증심사 결과(E16)는 참고 증거이지 판정 근거가 아니다. 인증은 ISO 14001 요구사항에의 적합을 입증하는 것이고, 본 모델은 두 표준의 연계가 성립하는지를 55문항으로 보는 것이라 대상이 다르다. 적합한 조직이라도 LCA 결과가 설계·개발 절차에 들어가지 않으면 핵심 문항 D-1이 미달하여 ML2다.</w:t>
+              <w:t xml:space="preserve">인증심사 결과(E16)는 참고 증거이지 판정 근거가 아니다. → 전문 60번</w:t>
             </w:r>
             <w:r>
               <w:rPr>
@@ -14449,49 +14267,6 @@
                 <w:szCs w:val="13"/>
               </w:rPr>
               <w:t xml:space="preserve">  · 전문 60번</w:t>
-            </w:r>
-          </w:p>
-          <w:p>
-            <w:pPr>
-              <w:spacing w:after="40" w:before="0" w:line="215"/>
-            </w:pPr>
-            <w:r>
-              <w:rPr>
-                <w:rFonts w:ascii="맑은 고딕" w:cs="맑은 고딕" w:eastAsia="맑은 고딕" w:hAnsi="맑은 고딕"/>
-                <w:b/>
-                <w:bCs/>
-                <w:sz w:val="16"/>
-                <w:szCs w:val="16"/>
-              </w:rPr>
-              <w:t xml:space="preserve">Q. 잠정 2.89가 확정 2.85로 내려간 이유와 바뀐 문항은 무엇인가.  </w:t>
-            </w:r>
-            <w:r>
-              <w:rPr>
-                <w:rFonts w:ascii="맑은 고딕" w:cs="맑은 고딕" w:eastAsia="맑은 고딕" w:hAnsi="맑은 고딕"/>
-                <w:b/>
-                <w:bCs/>
-                <w:color w:val="1F3864"/>
-                <w:sz w:val="15"/>
-                <w:szCs w:val="15"/>
-              </w:rPr>
-              <w:t xml:space="preserve">→ 논문 4.2.3, 4.3.1, [표 4-3], [표 4-4](B841~B845). </w:t>
-            </w:r>
-            <w:r>
-              <w:rPr>
-                <w:rFonts w:ascii="맑은 고딕" w:cs="맑은 고딕" w:eastAsia="맑은 고딕" w:hAnsi="맑은 고딕"/>
-                <w:sz w:val="15"/>
-                <w:szCs w:val="15"/>
-              </w:rPr>
-              <w:t xml:space="preserve">잠정은 조직 제출 자료의 1차 열람 점수이고, 확정은 55문항 전부를 증빙 문서로 다시 확인한 점수다. 16문항이 ±1점 움직였는데 상향 7(P-2·P-8·P-12·P-13·P-16·P-18 3→4, C-2 1→2), 하향 9(P-3 3→2 예고 역방향, P-10 4→3, P-21 2→1, P-23·D-5·C-4·C-8·C-9·A-6 3→2), 순변동 −2점 ÷ 55 = −0.04. 핵심 문항 4종은 변동 없어 판정 ML2는 그대로. 재검증 전에 55문항을 확정 15·확인 16·상승 가능 7·하락 가능 11·핵심 4·미결 2로 나눠 방향을 미리 적었고, 실제 변동은 예고대로 11, 예고 없던 변동 4, 역방향 1 — 예고에 묶이지 않은 증빙 기준 판정. 확정치가 잠정치보다 낮게 수렴 = 재검증이 후하게 주는 쪽을 억제(비관대성). 공통 증빙 — 경계 제외 정당화 문서(P-3·P-18·D-1·A-8), 비교주장 미수행 정책 문서(C-7·A-9), 연간 개선 계획(C-2·A-5·A-6).</w:t>
-            </w:r>
-            <w:r>
-              <w:rPr>
-                <w:rFonts w:ascii="맑은 고딕" w:cs="맑은 고딕" w:eastAsia="맑은 고딕" w:hAnsi="맑은 고딕"/>
-                <w:color w:val="7F7F7F"/>
-                <w:sz w:val="13"/>
-                <w:szCs w:val="13"/>
-              </w:rPr>
-              <w:t xml:space="preserve">  · 전문 64번</w:t>
             </w:r>
           </w:p>
         </w:tc>
@@ -15117,46 +14892,7 @@
                 <w:sz w:val="14"/>
                 <w:szCs w:val="14"/>
               </w:rPr>
-              <w:t xml:space="preserve">[표 4-7] 판정 관여 문항(핵심 4종·비교주장 조건부 shall 2종) · 판정 경로 [그림 4-2](4.3.5): ML1 핵심 4종 모두 ≥2 통과 → ML2 51문항 중 36(70.6%) ≥3 통과 → ML3 핵심 4종 모두 ≥3 — D-1=2 미충족 → ML2 · 핵심 문항 점수 P-9 4 · P-14 3 · D-1 2 · C-1 3 [표 4-8]</w:t>
-            </w:r>
-          </w:p>
-          <w:p>
-            <w:pPr>
-              <w:spacing w:after="30" w:before="0" w:line="205"/>
-            </w:pPr>
-            <w:r>
-              <w:rPr>
-                <w:rFonts w:ascii="맑은 고딕" w:cs="맑은 고딕" w:eastAsia="맑은 고딕" w:hAnsi="맑은 고딕"/>
-                <w:sz w:val="14"/>
-                <w:szCs w:val="14"/>
-              </w:rPr>
-              <w:t xml:space="preserve">(S-22, 백업 29) [표 4-13] 영역별 평가 결과 — P 3.23 · D 3.00 · C 2.10 · A 2.33 · 종합 2.85 · [표 4-6] 점수 분포(3점 이상 39문항, 5점 0) · 영역별 결과 [표 4-9]~[표 4-12](4.3.1~4.3.4) · 영역 그래프 [그림 4-3] → 백업 22</w:t>
-            </w:r>
-          </w:p>
-          <w:p>
-            <w:pPr>
-              <w:spacing w:after="30" w:before="0" w:line="205"/>
-            </w:pPr>
-            <w:r>
-              <w:rPr>
-                <w:rFonts w:ascii="맑은 고딕" w:cs="맑은 고딕" w:eastAsia="맑은 고딕" w:hAnsi="맑은 고딕"/>
-                <w:sz w:val="14"/>
-                <w:szCs w:val="14"/>
-              </w:rPr>
-              <w:t xml:space="preserve">[그림 4-1] 영역별 평점과 핵심 문항의 판정(4.3) — P 30문항 3.23 · D 6문항 3.00 · C 10문항 2.10 · A 9문항 2.33, 종합 2.85 ML2. 칸마다 원인 — D: 절차서 부재(D-1 2점) / C: 정밀검토 체계 부재(C-4·C-5·C-6·C-9), 재수행 미도래(C-2), 비교주장 조건부 최저점(C-7) / A: 재수행 미도래(A-2·A-6), 비교주장 조건부 최저점(A-9). 강점 — LCA가 문서 체계에 들어와 있음(4.4). 연계 상태 [그림 4-4]는 백업 17(S-24)쪽, 판정 경로 상자 장은 17(S-23)쪽</w:t>
-            </w:r>
-          </w:p>
-          <w:p>
-            <w:pPr>
-              <w:spacing w:after="30" w:before="0" w:line="205"/>
-            </w:pPr>
-            <w:r>
-              <w:rPr>
-                <w:rFonts w:ascii="맑은 고딕" w:cs="맑은 고딕" w:eastAsia="맑은 고딕" w:hAnsi="맑은 고딕"/>
-                <w:sz w:val="14"/>
-                <w:szCs w:val="14"/>
-              </w:rPr>
-              <w:t xml:space="preserve">[표 4-14] 연계 프로세스 프로파일(16종) · 4.5.3 전과정 포괄 범위 — Hotspot은 원료 단계(상류), 공급망 1차 데이터 20여 개사 · 「Hotspot이 원료 단계인 것은 사용 단계를 뺀 경계 때문 아닌가」 → 전문 32번</w:t>
+              <w:t xml:space="preserve">영역별 평점·핵심 문항 판정 [그림 4-1] — 4.3 · 판정 경로 [그림 4-2] — 4.3.5(백업 S-23) · 영역별 결과 [표 4-13] — 백업 S-22 · 연계 상태·미비 3건 [그림 4-4] — 4.4, 4.5.1(백업 S-24) · 개선 전·후 [그림 4-3] — 백업 B-13a · 민감도(과반 70%·핵심 4점) — 4.3.5</w:t>
             </w:r>
           </w:p>
         </w:tc>
@@ -15179,41 +14915,15 @@
           </w:tcPr>
           <w:p>
             <w:pPr>
-              <w:spacing w:after="30" w:before="0" w:line="205"/>
-            </w:pPr>
-            <w:r>
-              <w:rPr>
-                <w:rFonts w:ascii="맑은 고딕" w:cs="맑은 고딕" w:eastAsia="맑은 고딕" w:hAnsi="맑은 고딕"/>
-                <w:sz w:val="14"/>
-                <w:szCs w:val="14"/>
-              </w:rPr>
-              <w:t xml:space="preserve">민감도 — 과반 기준 50→70%, 핵심 기준 4·5점으로 올려도 ML2 그대로(4.5.2) · 「2.85면 ML3 구간인데 왜 ML2」 → 전문 12번, 백업 66 · 「ML2가 실제 수준인가」 → 전문 30번</w:t>
-            </w:r>
-          </w:p>
-          <w:p>
-            <w:pPr>
-              <w:spacing w:after="30" w:before="0" w:line="205"/>
-            </w:pPr>
-            <w:r>
-              <w:rPr>
-                <w:rFonts w:ascii="맑은 고딕" w:cs="맑은 고딕" w:eastAsia="맑은 고딕" w:hAnsi="맑은 고딕"/>
-                <w:sz w:val="14"/>
-                <w:szCs w:val="14"/>
-              </w:rPr>
-              <w:t xml:space="preserve">(S-22, 백업 29) 종합점수는 판정에 쓰지 않는 보조값(3.4.1, 4.3.5) · D 영역 6문항 → 전문 16번 · 연계 프로세스 프로파일 [표 4-14](4.4)</w:t>
-            </w:r>
-          </w:p>
-          <w:p>
-            <w:pPr>
-              <w:spacing w:after="30" w:before="0" w:line="205"/>
-            </w:pPr>
-            <w:r>
-              <w:rPr>
-                <w:rFonts w:ascii="맑은 고딕" w:cs="맑은 고딕" w:eastAsia="맑은 고딕" w:hAnsi="맑은 고딕"/>
-                <w:sz w:val="14"/>
-                <w:szCs w:val="14"/>
-              </w:rPr>
-              <w:t xml:space="preserve">4.5.1 강점과 구조적 미비 [그림 4-4] — 강점: LCA가 문서 체계에 들어와 있음(ISO 14001 4.5.1 통합) · 미비 ① 설계·개발 절차의 환경 고려 단계 부재(D-1, 판정 상한의 단일 원인) ② 정밀검토 체계 부재(P-21·C-4·C-5·C-6·C-9) ③ LCA 재수행 사이클 미도래(C-2·A-2·A-6)</w:t>
+              <w:spacing w:after="120" w:before="0" w:line="300"/>
+            </w:pPr>
+            <w:r>
+              <w:rPr>
+                <w:rFonts w:ascii="맑은 고딕" w:cs="맑은 고딕" w:eastAsia="맑은 고딕" w:hAnsi="맑은 고딕"/>
+                <w:sz w:val="8"/>
+                <w:szCs w:val="8"/>
+              </w:rPr>
+              <w:t xml:space="preserve"> </w:t>
             </w:r>
           </w:p>
         </w:tc>
@@ -15312,7 +15022,7 @@
                 <w:sz w:val="15"/>
                 <w:szCs w:val="15"/>
               </w:rPr>
-              <w:t xml:space="preserve">성숙도 판정은 평균으로 올라가는 보상 방식이 아니라 최소충족 원리를 따른다. 한 곳이 비어 있으면 나머지가 아무리 높아도 그 수준에 이르지 않은 것으로 보며, 이는 KS X ISO 8000-62 4.5.1과 선행 모델이 공통으로 쓰는 규칙이다. 평균으로 가리면 연계의 부재가 보이지 않는다는 것이 이 설계의 이유다. 종합점수는 판정에 쓰지 않는 보조값이다.</w:t>
+              <w:t xml:space="preserve">성숙도 판정은 평균으로 올라가는 보상 방식이 아니라 최소충족 원리를 따른다. → 전문 12번</w:t>
             </w:r>
             <w:r>
               <w:rPr>
@@ -15355,7 +15065,7 @@
                 <w:sz w:val="15"/>
                 <w:szCs w:val="15"/>
               </w:rPr>
-              <w:t xml:space="preserve">아니다. 이 판정은 ISO/IEC 33002의 평가 클래스 3에 상당하는 시범 적용이며, 클래스 3은 개선 기회의 식별을 목적으로 하고 등급 제공에는 권고되지 않는다. 따라서 ML2는 공식 등급이 아니라 모델 판정 논리의 적용 결과다.</w:t>
+              <w:t xml:space="preserve">아니다. → 전문 30번</w:t>
             </w:r>
             <w:r>
               <w:rPr>
@@ -15398,7 +15108,7 @@
                 <w:sz w:val="15"/>
                 <w:szCs w:val="15"/>
               </w:rPr>
-              <w:t xml:space="preserve">인증심사 결과(E16)는 참고 증거이지 판정 근거가 아니다. 인증은 ISO 14001 요구사항에의 적합을 입증하는 것이고, 본 모델은 두 표준의 연계가 성립하는지를 55문항으로 보는 것이라 대상이 다르다. 적합한 조직이라도 LCA 결과가 설계·개발 절차에 들어가지 않으면 핵심 문항 D-1이 미달하여 ML2다.</w:t>
+              <w:t xml:space="preserve">인증심사 결과(E16)는 참고 증거이지 판정 근거가 아니다. → 전문 60번</w:t>
             </w:r>
             <w:r>
               <w:rPr>
@@ -15441,7 +15151,7 @@
                 <w:sz w:val="15"/>
                 <w:szCs w:val="15"/>
               </w:rPr>
-              <w:t xml:space="preserve">맞다. A사 LCA의 시스템 경계는 원료 취득~유통이고, 사용·폐기 단계는 제품 특성상 제외되었으므로 Hotspot은 그 경계 안의 상대 비중이다 — 논문도 그렇게 한정해 썼다(「원료 취득~유통 경계 안에서」). 제외 자체는 판정에 영향을 주지 않도록 [DATA-NA]로 구별했고, 제외의 정당화 문서가 없다는 것이 개선 과제 R1이다.</w:t>
+              <w:t xml:space="preserve">맞다. → 전문 32번</w:t>
             </w:r>
             <w:r>
               <w:rPr>
@@ -15484,7 +15194,7 @@
                 <w:sz w:val="15"/>
                 <w:szCs w:val="15"/>
               </w:rPr>
-              <w:t xml:space="preserve">잠정은 조직 제출 자료의 1차 열람 점수이고, 확정은 55문항 전부를 증빙 문서로 다시 확인한 점수다. 16문항이 ±1점 움직였는데 상향 7(P-2·P-8·P-12·P-13·P-16·P-18 3→4, C-2 1→2), 하향 9(P-3 3→2 예고 역방향, P-10 4→3, P-21 2→1, P-23·D-5·C-4·C-8·C-9·A-6 3→2), 순변동 −2점 ÷ 55 = −0.04. 핵심 문항 4종은 변동 없어 판정 ML2는 그대로. 재검증 전에 55문항을 확정 15·확인 16·상승 가능 7·하락 가능 11·핵심 4·미결 2로 나눠 방향을 미리 적었고, 실제 변동은 예고대로 11, 예고 없던 변동 4, 역방향 1 — 예고에 묶이지 않은 증빙 기준 판정. 확정치가 잠정치보다 낮게 수렴 = 재검증이 후하게 주는 쪽을 억제(비관대성). 공통 증빙 — 경계 제외 정당화 문서(P-3·P-18·D-1·A-8), 비교주장 미수행 정책 문서(C-7·A-9), 연간 개선 계획(C-2·A-5·A-6).</w:t>
+              <w:t xml:space="preserve">잠정은 조직 제출 자료의 1차 열람 점수이고, 확정은 55문항 전부를 증빙 문서로 다시 확인한 점수다. → 전문 64번</w:t>
             </w:r>
             <w:r>
               <w:rPr>
@@ -16725,7 +16435,7 @@
                 <w:sz w:val="14"/>
                 <w:szCs w:val="14"/>
               </w:rPr>
-              <w:t xml:space="preserve">[표 5-1] 장점 6건·단점 7건 원문(5.2) — 넷(핵심 문항 지정·판정 파라미터·문항 간 종속·환경성과)은 전문가 조사·다사례로 보완, 셋(평가 부담·적용 대상 제약·문서 심사)은 설계 제약(B1018) → 백업 58·55 — 화면은 쉬운 말판, 항목 이름은 표 그대로 · 한계와 향후 연구 과제 5.3 여덟 항목(① 단일 사례·시점·평가자 ② 문항 간 종속 ③ 상위 구간 미검증 ④ 표준 판의 범위 ⑤ 타당화 확장(CVI) ⑥ 진단·개선 고도화 ⑦ 미측정 구간 ⑧ 표준화 경로) [그림 5-3] → 백업 65</w:t>
+              <w:t xml:space="preserve">[표 5-1] 장점 6건·단점 7건 — 5.2(백업 S-27·B-15a·B-15b) · 넷은 보완·셋은 설계 제약 — 5.2 · 한계 여덟 항목·대응 경로 [그림 5-3] — 5.3(백업 B-0c③) · ML4·ML5 미확인 이유 — 4.3.5, 3.4.3 · CVI 설계 — 3.5.3, 부록 F</w:t>
             </w:r>
           </w:p>
         </w:tc>
@@ -16748,15 +16458,15 @@
           </w:tcPr>
           <w:p>
             <w:pPr>
-              <w:spacing w:after="30" w:before="0" w:line="205"/>
-            </w:pPr>
-            <w:r>
-              <w:rPr>
-                <w:rFonts w:ascii="맑은 고딕" w:cs="맑은 고딕" w:eastAsia="맑은 고딕" w:hAnsi="맑은 고딕"/>
-                <w:sz w:val="14"/>
-                <w:szCs w:val="14"/>
-              </w:rPr>
-              <w:t xml:space="preserve">「성숙도가 오르면 비용·탄소가 줄어드나」 → 미검증, [표 5-1] 단점·5.3 → 전문 46번 · 「실무 부담」 → 전문 38번 · 「CVI 왜 안 했나」 → 조사지 설계까지(3.5.3, 부록 F) → 전문 20번</w:t>
+              <w:spacing w:after="120" w:before="0" w:line="300"/>
+            </w:pPr>
+            <w:r>
+              <w:rPr>
+                <w:rFonts w:ascii="맑은 고딕" w:cs="맑은 고딕" w:eastAsia="맑은 고딕" w:hAnsi="맑은 고딕"/>
+                <w:sz w:val="8"/>
+                <w:szCs w:val="8"/>
+              </w:rPr>
+              <w:t xml:space="preserve"> </w:t>
             </w:r>
           </w:p>
         </w:tc>
@@ -16855,7 +16565,7 @@
                 <w:sz w:val="15"/>
                 <w:szCs w:val="15"/>
               </w:rPr>
-              <w:t xml:space="preserve">장점과 단점을 표로 나누어 적었다.</w:t>
+              <w:t xml:space="preserve">장점과 단점을 표로 나누어 적었다.. → 전문 38번</w:t>
             </w:r>
             <w:r>
               <w:rPr>
@@ -16898,7 +16608,7 @@
                 <w:sz w:val="15"/>
                 <w:szCs w:val="15"/>
               </w:rPr>
-              <w:t xml:space="preserve">여덟 항목을 성격별로 적었다(5.3) — 자료 조건의 경계(단일 사례·시점·평가자, 상위 성숙도 구간 미검증), 심화 과제(문항 간 종속, 타당화 확장), 유지·고도화(표준 판의 범위, 진단·개선 고도화), 확장(전조항 매핑에서 확인된 미측정 구간), 표준화 경로. 항목마다 대응 경로를 함께 적었다. 설계에서 비롯되는 제약(평가 부담·적용 대상·문서 심사)은 [표 5-1]의 단점에서 따로 다룬다.</w:t>
+              <w:t xml:space="preserve">여덟 항목을 성격별로 적었다(5.3) — 자료 조건의 경계(단일 사례·시점·평가자, 상위 성숙도 구간 미검증), 심화 과제(문항 간 종속, 타당화 확장), 유지·고도화(표준 판의 범위, 진단·개선…. → 전문 39번</w:t>
             </w:r>
             <w:r>
               <w:rPr>
@@ -16941,7 +16651,7 @@
                 <w:sz w:val="15"/>
                 <w:szCs w:val="15"/>
               </w:rPr>
-              <w:t xml:space="preserve">55문항은 연계 활동을 측정하므로 형성형 구성개념으로 명세했고(ISO/IEC 33003 부속서 B.2), 지표는 구성개념을 형성하는 결정 요인이라 핵심 문항 하나의 미비를 필요조건 미충족으로 본다. CVI는 지표의 통계적 수렴을 보는 것이 아니라 ISO/IEC 33004 7.3.1이 요구하는 이해관계 공동체와의 관련성 합의를 문서화하는 수단으로 설계한 것이다.</w:t>
+              <w:t xml:space="preserve">55문항은 연계 활동을 측정하므로 형성형 구성개념으로 명세했고(ISO/IEC 33003 부속서 B.2), 지표는 구성개념을 형성하는 결정 요인이라 핵심 문항 하나의 미비를 필요조건 미충족으로 본다. → 전문 56번</w:t>
             </w:r>
             <w:r>
               <w:rPr>
@@ -16984,7 +16694,7 @@
                 <w:sz w:val="15"/>
                 <w:szCs w:val="15"/>
               </w:rPr>
-              <w:t xml:space="preserve">단일 사례에서는 할 수 없고 다기업 평가 데이터의 축적을 전제로 한 향후 연구 과제다. 문항 간 종속은 하나의 구조적 미비가 여러 문항으로 전파되는 현상으로, 현재는 종합점수를 판정 밖에 두어 그 영향을 판정 경로에서 차단했고, 종속 구조의 명시적 모형화는 둘째 과제로 적었다.</w:t>
+              <w:t xml:space="preserve">단일 사례에서는 할 수 없고 다기업 평가 데이터의 축적을 전제로 한 향후 연구 과제다. → 전문 58번</w:t>
             </w:r>
             <w:r>
               <w:rPr>
@@ -27082,6 +26792,33 @@
     </w:p>
     <w:p>
       <w:pPr>
+        <w:spacing w:after="80" w:before="200" w:line="300"/>
+      </w:pPr>
+      <w:r>
+        <w:rPr>
+          <w:rFonts w:ascii="맑은 고딕" w:cs="맑은 고딕" w:eastAsia="맑은 고딕" w:hAnsi="맑은 고딕"/>
+          <w:b/>
+          <w:bCs/>
+          <w:color w:val="C00000"/>
+          <w:sz w:val="22"/>
+          <w:szCs w:val="22"/>
+        </w:rPr>
+        <w:t xml:space="preserve">장 17 — </w:t>
+      </w:r>
+      <w:r>
+        <w:rPr>
+          <w:rFonts w:ascii="맑은 고딕" w:cs="맑은 고딕" w:eastAsia="맑은 고딕" w:hAnsi="맑은 고딕"/>
+          <w:b/>
+          <w:bCs/>
+          <w:color w:val="1F3864"/>
+          <w:sz w:val="22"/>
+          <w:szCs w:val="22"/>
+        </w:rPr>
+        <w:t xml:space="preserve">영역별 평점과 핵심 문항의 판정  [그림 4-1]</w:t>
+      </w:r>
+    </w:p>
+    <w:p>
+      <w:pPr>
         <w:spacing w:after="30" w:before="80" w:line="260"/>
       </w:pPr>
       <w:r>
@@ -27093,7 +26830,7 @@
           <w:sz w:val="19"/>
           <w:szCs w:val="19"/>
         </w:rPr>
-        <w:t xml:space="preserve">64. </w:t>
+        <w:t xml:space="preserve">12. </w:t>
       </w:r>
       <w:r>
         <w:rPr>
@@ -27103,7 +26840,7 @@
           <w:sz w:val="19"/>
           <w:szCs w:val="19"/>
         </w:rPr>
-        <w:t xml:space="preserve">잠정 2.89가 확정 2.85로 내려간 이유와 바뀐 문항은 무엇인가.</w:t>
+        <w:t xml:space="preserve">평균 2.85면 ML3 구간인데 왜 ML2인가. 너무 가혹하지 않은가.</w:t>
       </w:r>
     </w:p>
     <w:p>
@@ -27116,7 +26853,7 @@
           <w:sz w:val="17"/>
           <w:szCs w:val="17"/>
         </w:rPr>
-        <w:t xml:space="preserve">잠정은 조직 제출 자료의 1차 열람 점수이고, 확정은 55문항 전부를 증빙 문서로 다시 확인한 점수다. 16문항이 ±1점 움직였는데 상향 7(P-2·P-8·P-12·P-13·P-16·P-18 3→4, C-2 1→2), 하향 9(P-3 3→2 예고 역방향, P-10 4→3, P-21 2→1, P-23·D-5·C-4·C-8·C-9·A-6 3→2), 순변동 −2점 ÷ 55 = −0.04. 핵심 문항 4종은 변동 없어 판정 ML2는 그대로. 재검증 전에 55문항을 확정 15·확인 16·상승 가능 7·하락 가능 11·핵심 4·미결 2로 나눠 방향을 미리 적었고, 실제 변동은 예고대로 11, 예고 없던 변동 4, 역방향 1 — 예고에 묶이지 않은 증빙 기준 판정. 확정치가 잠정치보다 낮게 수렴 = 재검증이 후하게 주는 쪽을 억제(비관대성). 공통 증빙 — 경계 제외 정당화 문서(P-3·P-18·D-1·A-8), 비교주장 미수행 정책 문서(C-7·A-9), 연간 개선 계획(C-2·A-5·A-6).</w:t>
+        <w:t xml:space="preserve">성숙도 판정은 평균으로 올라가는 보상 방식이 아니라 최소충족 원리를 따른다. 한 곳이 비어 있으면 나머지가 아무리 높아도 그 수준에 이르지 않은 것으로 보며, 이는 KS X ISO 8000-62 4.5.1과 선행 모델이 공통으로 쓰는 규칙이다. 평균으로 가리면 연계의 부재가 보이지 않는다는 것이 이 설계의 이유다. 종합점수는 판정에 쓰지 않는 보조값이다.</w:t>
       </w:r>
     </w:p>
     <w:p>
@@ -27130,34 +26867,7 @@
           <w:sz w:val="14"/>
           <w:szCs w:val="14"/>
         </w:rPr>
-        <w:t xml:space="preserve">논문 4.2.3, 4.3.1, [표 4-3], [표 4-4](B841~B845)</w:t>
-      </w:r>
-    </w:p>
-    <w:p>
-      <w:pPr>
-        <w:spacing w:after="80" w:before="200" w:line="300"/>
-      </w:pPr>
-      <w:r>
-        <w:rPr>
-          <w:rFonts w:ascii="맑은 고딕" w:cs="맑은 고딕" w:eastAsia="맑은 고딕" w:hAnsi="맑은 고딕"/>
-          <w:b/>
-          <w:bCs/>
-          <w:color w:val="C00000"/>
-          <w:sz w:val="22"/>
-          <w:szCs w:val="22"/>
-        </w:rPr>
-        <w:t xml:space="preserve">장 17 — </w:t>
-      </w:r>
-      <w:r>
-        <w:rPr>
-          <w:rFonts w:ascii="맑은 고딕" w:cs="맑은 고딕" w:eastAsia="맑은 고딕" w:hAnsi="맑은 고딕"/>
-          <w:b/>
-          <w:bCs/>
-          <w:color w:val="1F3864"/>
-          <w:sz w:val="22"/>
-          <w:szCs w:val="22"/>
-        </w:rPr>
-        <w:t xml:space="preserve">영역별 평점과 핵심 문항의 판정  [그림 4-1]</w:t>
+        <w:t xml:space="preserve">논문 3.4.1, 3.4.3, 4.3.5 → B-Q1</w:t>
       </w:r>
     </w:p>
     <w:p>
@@ -27173,7 +26883,7 @@
           <w:sz w:val="19"/>
           <w:szCs w:val="19"/>
         </w:rPr>
-        <w:t xml:space="preserve">12. </w:t>
+        <w:t xml:space="preserve">16. </w:t>
       </w:r>
       <w:r>
         <w:rPr>
@@ -27183,7 +26893,7 @@
           <w:sz w:val="19"/>
           <w:szCs w:val="19"/>
         </w:rPr>
-        <w:t xml:space="preserve">평균 2.85면 ML3 구간인데 왜 ML2인가. 너무 가혹하지 않은가.</w:t>
+        <w:t xml:space="preserve">D 영역(실행)이 6문항뿐인데 ISO 14001 8절(운용)을 충분히 측정하는가. 종합점수는 무가중이라 P 영역 30문항이 지배하지 않는가.</w:t>
       </w:r>
     </w:p>
     <w:p>
@@ -27196,7 +26906,7 @@
           <w:sz w:val="17"/>
           <w:szCs w:val="17"/>
         </w:rPr>
-        <w:t xml:space="preserve">성숙도 판정은 평균으로 올라가는 보상 방식이 아니라 최소충족 원리를 따른다. 한 곳이 비어 있으면 나머지가 아무리 높아도 그 수준에 이르지 않은 것으로 보며, 이는 KS X ISO 8000-62 4.5.1과 선행 모델이 공통으로 쓰는 규칙이다. 평균으로 가리면 연계의 부재가 보이지 않는다는 것이 이 설계의 이유다. 종합점수는 판정에 쓰지 않는 보조값이다.</w:t>
+        <w:t xml:space="preserve">문항 수는 두 표준의 조항 구성을 그대로 따른 결과다 — 8절은 8.1·8.2 두 조항이고, 연계 프로세스는 조항 클러스터 단위로 편성했다(K1). 실행 영역은 LCA 결과가 설계로 되돌아가는 경로(LD.1, 핵심 문항 D-1)와 LCI 운영(LD.2, 4문항)으로 8.1의 설계·개발 연계와 데이터 확보를 나누어 담당한다. 판정은 종합점수가 아니라 핵심 문항과 영역 조건(비보상)으로 이루어지므로 문항 수가 많은 영역이 판정을 좌우하지 않으며, 실제로 A사는 D 영역 핵심 문항 D-1 하나로 ML2로 판정되었다. 종합점수(제2집계)는 같은 수준 안의 변별과 개선 시뮬레이션에만 쓴다.</w:t>
       </w:r>
     </w:p>
     <w:p>
@@ -27210,7 +26920,7 @@
           <w:sz w:val="14"/>
           <w:szCs w:val="14"/>
         </w:rPr>
-        <w:t xml:space="preserve">논문 3.4.1, 3.4.3, 4.3.5 → B-Q1</w:t>
+        <w:t xml:space="preserve">논문 2.1.2, 3.2.1, 3.2.2, [표 3-5], 3.4.4, 4.3.2, 4.3.5</w:t>
       </w:r>
     </w:p>
     <w:p>
@@ -27226,7 +26936,7 @@
           <w:sz w:val="19"/>
           <w:szCs w:val="19"/>
         </w:rPr>
-        <w:t xml:space="preserve">16. </w:t>
+        <w:t xml:space="preserve">30. </w:t>
       </w:r>
       <w:r>
         <w:rPr>
@@ -27236,7 +26946,7 @@
           <w:sz w:val="19"/>
           <w:szCs w:val="19"/>
         </w:rPr>
-        <w:t xml:space="preserve">D 영역(실행)이 6문항뿐인데 ISO 14001 8절(운용)을 충분히 측정하는가. 종합점수는 무가중이라 P 영역 30문항이 지배하지 않는가.</w:t>
+        <w:t xml:space="preserve">ML2라는 판정이 그 조직의 실제 수준을 말하는가.</w:t>
       </w:r>
     </w:p>
     <w:p>
@@ -27249,7 +26959,7 @@
           <w:sz w:val="17"/>
           <w:szCs w:val="17"/>
         </w:rPr>
-        <w:t xml:space="preserve">문항 수는 두 표준의 조항 구성을 그대로 따른 결과다 — 8절은 8.1·8.2 두 조항이고, 연계 프로세스는 조항 클러스터 단위로 편성했다(K1). 실행 영역은 LCA 결과가 설계로 되돌아가는 경로(LD.1, 핵심 문항 D-1)와 LCI 운영(LD.2, 4문항)으로 8.1의 설계·개발 연계와 데이터 확보를 나누어 담당한다. 판정은 종합점수가 아니라 핵심 문항과 영역 조건(비보상)으로 이루어지므로 문항 수가 많은 영역이 판정을 좌우하지 않으며, 실제로 A사는 D 영역 핵심 문항 D-1 하나로 ML2로 판정되었다. 종합점수(제2집계)는 같은 수준 안의 변별과 개선 시뮬레이션에만 쓴다.</w:t>
+        <w:t xml:space="preserve">아니다. 이 판정은 ISO/IEC 33002의 평가 클래스 3에 상당하는 시범 적용이며, 클래스 3은 개선 기회의 식별을 목적으로 하고 등급 제공에는 권고되지 않는다. 따라서 ML2는 공식 등급이 아니라 모델 판정 논리의 적용 결과다.</w:t>
       </w:r>
     </w:p>
     <w:p>
@@ -27263,7 +26973,71 @@
           <w:sz w:val="14"/>
           <w:szCs w:val="14"/>
         </w:rPr>
-        <w:t xml:space="preserve">논문 2.1.2, 3.2.1, 3.2.2, [표 3-5], 3.4.4, 4.3.2, 4.3.5</w:t>
+        <w:t xml:space="preserve">논문 4.7, 4.1</w:t>
+      </w:r>
+    </w:p>
+    <w:p>
+      <w:pPr>
+        <w:spacing w:after="40" w:before="0" w:line="240"/>
+      </w:pPr>
+      <w:r>
+        <w:rPr>
+          <w:rFonts w:ascii="맑은 고딕" w:cs="맑은 고딕" w:eastAsia="맑은 고딕" w:hAnsi="맑은 고딕"/>
+          <w:b/>
+          <w:bCs/>
+          <w:sz w:val="17"/>
+          <w:szCs w:val="17"/>
+        </w:rPr>
+        <w:t xml:space="preserve">32. </w:t>
+      </w:r>
+      <w:r>
+        <w:rPr>
+          <w:rFonts w:ascii="맑은 고딕" w:cs="맑은 고딕" w:eastAsia="맑은 고딕" w:hAnsi="맑은 고딕"/>
+          <w:sz w:val="17"/>
+          <w:szCs w:val="17"/>
+        </w:rPr>
+        <w:t xml:space="preserve">Hotspot이 「원료 단계」라는데 사용 단계를 뺀 경계에서 나온 결과 아닌가.</w:t>
+      </w:r>
+      <w:r>
+        <w:rPr>
+          <w:rFonts w:ascii="맑은 고딕" w:cs="맑은 고딕" w:eastAsia="맑은 고딕" w:hAnsi="맑은 고딕"/>
+          <w:color w:val="7F7F7F"/>
+          <w:sz w:val="15"/>
+          <w:szCs w:val="15"/>
+        </w:rPr>
+        <w:t xml:space="preserve">  → 장 11 참조</w:t>
+      </w:r>
+    </w:p>
+    <w:p>
+      <w:pPr>
+        <w:spacing w:after="40" w:before="0" w:line="240"/>
+      </w:pPr>
+      <w:r>
+        <w:rPr>
+          <w:rFonts w:ascii="맑은 고딕" w:cs="맑은 고딕" w:eastAsia="맑은 고딕" w:hAnsi="맑은 고딕"/>
+          <w:b/>
+          <w:bCs/>
+          <w:sz w:val="17"/>
+          <w:szCs w:val="17"/>
+        </w:rPr>
+        <w:t xml:space="preserve">60. </w:t>
+      </w:r>
+      <w:r>
+        <w:rPr>
+          <w:rFonts w:ascii="맑은 고딕" w:cs="맑은 고딕" w:eastAsia="맑은 고딕" w:hAnsi="맑은 고딕"/>
+          <w:sz w:val="17"/>
+          <w:szCs w:val="17"/>
+        </w:rPr>
+        <w:t xml:space="preserve">A사는 갱신심사에서 부적합 0건·권고 8건인데 왜 ML2인가 — 인증심사와 무엇이 다른가.</w:t>
+      </w:r>
+      <w:r>
+        <w:rPr>
+          <w:rFonts w:ascii="맑은 고딕" w:cs="맑은 고딕" w:eastAsia="맑은 고딕" w:hAnsi="맑은 고딕"/>
+          <w:color w:val="7F7F7F"/>
+          <w:sz w:val="15"/>
+          <w:szCs w:val="15"/>
+        </w:rPr>
+        <w:t xml:space="preserve">  → 장 16 참조</w:t>
       </w:r>
     </w:p>
     <w:p>
@@ -27279,7 +27053,7 @@
           <w:sz w:val="19"/>
           <w:szCs w:val="19"/>
         </w:rPr>
-        <w:t xml:space="preserve">30. </w:t>
+        <w:t xml:space="preserve">64. </w:t>
       </w:r>
       <w:r>
         <w:rPr>
@@ -27289,7 +27063,7 @@
           <w:sz w:val="19"/>
           <w:szCs w:val="19"/>
         </w:rPr>
-        <w:t xml:space="preserve">ML2라는 판정이 그 조직의 실제 수준을 말하는가.</w:t>
+        <w:t xml:space="preserve">잠정 2.89가 확정 2.85로 내려간 이유와 바뀐 문항은 무엇인가.</w:t>
       </w:r>
     </w:p>
     <w:p>
@@ -27302,7 +27076,7 @@
           <w:sz w:val="17"/>
           <w:szCs w:val="17"/>
         </w:rPr>
-        <w:t xml:space="preserve">아니다. 이 판정은 ISO/IEC 33002의 평가 클래스 3에 상당하는 시범 적용이며, 클래스 3은 개선 기회의 식별을 목적으로 하고 등급 제공에는 권고되지 않는다. 따라서 ML2는 공식 등급이 아니라 모델 판정 논리의 적용 결과다.</w:t>
+        <w:t xml:space="preserve">잠정은 조직 제출 자료의 1차 열람 점수이고, 확정은 55문항 전부를 증빙 문서로 다시 확인한 점수다. 16문항이 ±1점 움직였는데 상향 7(P-2·P-8·P-12·P-13·P-16·P-18 3→4, C-2 1→2), 하향 9(P-3 3→2 예고 역방향, P-10 4→3, P-21 2→1, P-23·D-5·C-4·C-8·C-9·A-6 3→2), 순변동 −2점 ÷ 55 = −0.04. 핵심 문항 4종은 변동 없어 판정 ML2는 그대로. 재검증 전에 55문항을 확정 15·확인 16·상승 가능 7·하락 가능 11·핵심 4·미결 2로 나눠 방향을 미리 적었고, 실제 변동은 예고대로 11, 예고 없던 변동 4, 역방향 1 — 예고에 묶이지 않은 증빙 기준 판정. 확정치가 잠정치보다 낮게 수렴 = 재검증이 후하게 주는 쪽을 억제(비관대성). 공통 증빙 — 경계 제외 정당화 문서(P-3·P-18·D-1·A-8), 비교주장 미수행 정책 문서(C-7·A-9), 연간 개선 계획(C-2·A-5·A-6).</w:t>
       </w:r>
     </w:p>
     <w:p>
@@ -27316,103 +27090,7 @@
           <w:sz w:val="14"/>
           <w:szCs w:val="14"/>
         </w:rPr>
-        <w:t xml:space="preserve">논문 4.7, 4.1</w:t>
-      </w:r>
-    </w:p>
-    <w:p>
-      <w:pPr>
-        <w:spacing w:after="40" w:before="0" w:line="240"/>
-      </w:pPr>
-      <w:r>
-        <w:rPr>
-          <w:rFonts w:ascii="맑은 고딕" w:cs="맑은 고딕" w:eastAsia="맑은 고딕" w:hAnsi="맑은 고딕"/>
-          <w:b/>
-          <w:bCs/>
-          <w:sz w:val="17"/>
-          <w:szCs w:val="17"/>
-        </w:rPr>
-        <w:t xml:space="preserve">32. </w:t>
-      </w:r>
-      <w:r>
-        <w:rPr>
-          <w:rFonts w:ascii="맑은 고딕" w:cs="맑은 고딕" w:eastAsia="맑은 고딕" w:hAnsi="맑은 고딕"/>
-          <w:sz w:val="17"/>
-          <w:szCs w:val="17"/>
-        </w:rPr>
-        <w:t xml:space="preserve">Hotspot이 「원료 단계」라는데 사용 단계를 뺀 경계에서 나온 결과 아닌가.</w:t>
-      </w:r>
-      <w:r>
-        <w:rPr>
-          <w:rFonts w:ascii="맑은 고딕" w:cs="맑은 고딕" w:eastAsia="맑은 고딕" w:hAnsi="맑은 고딕"/>
-          <w:color w:val="7F7F7F"/>
-          <w:sz w:val="15"/>
-          <w:szCs w:val="15"/>
-        </w:rPr>
-        <w:t xml:space="preserve">  → 장 11 참조</w:t>
-      </w:r>
-    </w:p>
-    <w:p>
-      <w:pPr>
-        <w:spacing w:after="40" w:before="0" w:line="240"/>
-      </w:pPr>
-      <w:r>
-        <w:rPr>
-          <w:rFonts w:ascii="맑은 고딕" w:cs="맑은 고딕" w:eastAsia="맑은 고딕" w:hAnsi="맑은 고딕"/>
-          <w:b/>
-          <w:bCs/>
-          <w:sz w:val="17"/>
-          <w:szCs w:val="17"/>
-        </w:rPr>
-        <w:t xml:space="preserve">60. </w:t>
-      </w:r>
-      <w:r>
-        <w:rPr>
-          <w:rFonts w:ascii="맑은 고딕" w:cs="맑은 고딕" w:eastAsia="맑은 고딕" w:hAnsi="맑은 고딕"/>
-          <w:sz w:val="17"/>
-          <w:szCs w:val="17"/>
-        </w:rPr>
-        <w:t xml:space="preserve">A사는 갱신심사에서 부적합 0건·권고 8건인데 왜 ML2인가 — 인증심사와 무엇이 다른가.</w:t>
-      </w:r>
-      <w:r>
-        <w:rPr>
-          <w:rFonts w:ascii="맑은 고딕" w:cs="맑은 고딕" w:eastAsia="맑은 고딕" w:hAnsi="맑은 고딕"/>
-          <w:color w:val="7F7F7F"/>
-          <w:sz w:val="15"/>
-          <w:szCs w:val="15"/>
-        </w:rPr>
-        <w:t xml:space="preserve">  → 장 16 참조</w:t>
-      </w:r>
-    </w:p>
-    <w:p>
-      <w:pPr>
-        <w:spacing w:after="40" w:before="0" w:line="240"/>
-      </w:pPr>
-      <w:r>
-        <w:rPr>
-          <w:rFonts w:ascii="맑은 고딕" w:cs="맑은 고딕" w:eastAsia="맑은 고딕" w:hAnsi="맑은 고딕"/>
-          <w:b/>
-          <w:bCs/>
-          <w:sz w:val="17"/>
-          <w:szCs w:val="17"/>
-        </w:rPr>
-        <w:t xml:space="preserve">64. </w:t>
-      </w:r>
-      <w:r>
-        <w:rPr>
-          <w:rFonts w:ascii="맑은 고딕" w:cs="맑은 고딕" w:eastAsia="맑은 고딕" w:hAnsi="맑은 고딕"/>
-          <w:sz w:val="17"/>
-          <w:szCs w:val="17"/>
-        </w:rPr>
-        <w:t xml:space="preserve">잠정 2.89가 확정 2.85로 내려간 이유와 바뀐 문항은 무엇인가.</w:t>
-      </w:r>
-      <w:r>
-        <w:rPr>
-          <w:rFonts w:ascii="맑은 고딕" w:cs="맑은 고딕" w:eastAsia="맑은 고딕" w:hAnsi="맑은 고딕"/>
-          <w:color w:val="7F7F7F"/>
-          <w:sz w:val="15"/>
-          <w:szCs w:val="15"/>
-        </w:rPr>
-        <w:t xml:space="preserve">  → 장 16 참조</w:t>
+        <w:t xml:space="preserve">논문 4.2.3, 4.3.1, [표 4-3], [표 4-4](B841~B845)</w:t>
       </w:r>
     </w:p>
     <w:p>
